--- a/utils/loader/human/Наука.docx
+++ b/utils/loader/human/Наука.docx
@@ -1,6 +1,6 @@
 
 <file path=word/document.xml><?xml version="1.0" encoding="utf-8"?>
-<w:document xmlns:wpc="http://schemas.microsoft.com/office/word/2010/wordprocessingCanvas" xmlns:cx="http://schemas.microsoft.com/office/drawing/2014/chartex" xmlns:mc="http://schemas.openxmlformats.org/markup-compatibility/2006" xmlns:o="urn:schemas-microsoft-com:office:office" xmlns:r="http://schemas.openxmlformats.org/officeDocument/2006/relationships" xmlns:m="http://schemas.openxmlformats.org/officeDocument/2006/math" xmlns:v="urn:schemas-microsoft-com:vml" xmlns:wp14="http://schemas.microsoft.com/office/word/2010/wordprocessingDrawing" xmlns:wp="http://schemas.openxmlformats.org/drawingml/2006/wordprocessingDrawing" xmlns:w10="urn:schemas-microsoft-com:office:word" xmlns:w="http://schemas.openxmlformats.org/wordprocessingml/2006/main" xmlns:w14="http://schemas.microsoft.com/office/word/2010/wordml" xmlns:w15="http://schemas.microsoft.com/office/word/2012/wordml" xmlns:w16se="http://schemas.microsoft.com/office/word/2015/wordml/symex" xmlns:wpg="http://schemas.microsoft.com/office/word/2010/wordprocessingGroup" xmlns:wpi="http://schemas.microsoft.com/office/word/2010/wordprocessingInk" xmlns:wne="http://schemas.microsoft.com/office/word/2006/wordml" xmlns:wps="http://schemas.microsoft.com/office/word/2010/wordprocessingShape" mc:Ignorable="w14 w15 w16se wp14">
+<w:document xmlns:w="http://schemas.openxmlformats.org/wordprocessingml/2006/main" xmlns:wps="http://schemas.microsoft.com/office/word/2010/wordprocessingShape" xmlns:mc="http://schemas.openxmlformats.org/markup-compatibility/2006" xmlns:w10="urn:schemas-microsoft-com:office:word" xmlns:v="urn:schemas-microsoft-com:vml" xmlns:wp14="http://schemas.microsoft.com/office/word/2010/wordprocessingDrawing" mc:Ignorable="wp14">
   <w:body>
     <w:p>
       <w:r>
@@ -46,28 +46,18 @@
     <w:p>
       <w:r>
         <w:rPr>
-          <w:b/>
-          <w:bCs/>
+          <w:b w:val="1"/>
         </w:rPr>
         <w:t xml:space="preserve">Пояснение. </w:t>
       </w:r>
     </w:p>
     <w:p>
       <w:r>
-        <w:t xml:space="preserve">1.  Ее развитие пока не может опередить развитие материального </w:t>
-      </w:r>
-      <w:proofErr w:type="gramStart"/>
-      <w:r>
-        <w:t>производства  —</w:t>
-      </w:r>
-      <w:proofErr w:type="gramEnd"/>
-      <w:r>
-        <w:t xml:space="preserve"> </w:t>
-      </w:r>
-      <w:r>
-        <w:rPr>
-          <w:i/>
-          <w:iCs/>
+        <w:t xml:space="preserve">1.  Ее развитие пока не может опередить развитие материального производства  — </w:t>
+      </w:r>
+      <w:r>
+        <w:rPr>
+          <w:i w:val="1"/>
         </w:rPr>
         <w:t>нет, неверно, не связано с особенностями современной науки, поскольку производство во многом определяется научными достижениями и открытиями, а влияние науки со временем возрастает</w:t>
       </w:r>
@@ -77,20 +67,11 @@
     </w:p>
     <w:p>
       <w:r>
-        <w:t xml:space="preserve">2.  Ее влияние на развитие всего общества становится менее </w:t>
-      </w:r>
-      <w:proofErr w:type="gramStart"/>
-      <w:r>
-        <w:t>выраженным  —</w:t>
-      </w:r>
-      <w:proofErr w:type="gramEnd"/>
-      <w:r>
-        <w:t xml:space="preserve"> </w:t>
-      </w:r>
-      <w:r>
-        <w:rPr>
-          <w:i/>
-          <w:iCs/>
+        <w:t xml:space="preserve">2.  Ее влияние на развитие всего общества становится менее выраженным  — </w:t>
+      </w:r>
+      <w:r>
+        <w:rPr>
+          <w:i w:val="1"/>
         </w:rPr>
         <w:t>нет, неверно, не связано с особенностями современной науки, поскольку производство во многом определяется научными достижениями и открытиями, а влияние науки со временем возрастает</w:t>
       </w:r>
@@ -100,20 +81,11 @@
     </w:p>
     <w:p>
       <w:r>
-        <w:t xml:space="preserve">3.  Материальное производство продолжает изменяться с логикой ее </w:t>
-      </w:r>
-      <w:proofErr w:type="gramStart"/>
-      <w:r>
-        <w:t>развития  —</w:t>
-      </w:r>
-      <w:proofErr w:type="gramEnd"/>
-      <w:r>
-        <w:t xml:space="preserve"> </w:t>
-      </w:r>
-      <w:r>
-        <w:rPr>
-          <w:i/>
-          <w:iCs/>
+        <w:t xml:space="preserve">3.  Материальное производство продолжает изменяться с логикой ее развития  — </w:t>
+      </w:r>
+      <w:r>
+        <w:rPr>
+          <w:i w:val="1"/>
         </w:rPr>
         <w:t>да, верно</w:t>
       </w:r>
@@ -123,20 +95,11 @@
     </w:p>
     <w:p>
       <w:r>
-        <w:t xml:space="preserve">4.  В связи с ее исследованиями возникают новые модели общественного </w:t>
-      </w:r>
-      <w:proofErr w:type="gramStart"/>
-      <w:r>
-        <w:t>развития  —</w:t>
-      </w:r>
-      <w:proofErr w:type="gramEnd"/>
-      <w:r>
-        <w:t xml:space="preserve"> </w:t>
-      </w:r>
-      <w:r>
-        <w:rPr>
-          <w:i/>
-          <w:iCs/>
+        <w:t xml:space="preserve">4.  В связи с ее исследованиями возникают новые модели общественного развития  — </w:t>
+      </w:r>
+      <w:r>
+        <w:rPr>
+          <w:i w:val="1"/>
         </w:rPr>
         <w:t>да, верно</w:t>
       </w:r>
@@ -146,20 +109,11 @@
     </w:p>
     <w:p>
       <w:r>
-        <w:t xml:space="preserve">5.  Все более очевидной становится ее социальная </w:t>
-      </w:r>
-      <w:proofErr w:type="gramStart"/>
-      <w:r>
-        <w:t>функция  —</w:t>
-      </w:r>
-      <w:proofErr w:type="gramEnd"/>
-      <w:r>
-        <w:t xml:space="preserve"> </w:t>
-      </w:r>
-      <w:r>
-        <w:rPr>
-          <w:i/>
-          <w:iCs/>
+        <w:t xml:space="preserve">5.  Все более очевидной становится ее социальная функция  — </w:t>
+      </w:r>
+      <w:r>
+        <w:rPr>
+          <w:i w:val="1"/>
         </w:rPr>
         <w:t>да, верно</w:t>
       </w:r>
@@ -169,20 +123,11 @@
     </w:p>
     <w:p>
       <w:r>
-        <w:t xml:space="preserve">6.  Остро стоит вопрос социальной ответственности </w:t>
-      </w:r>
-      <w:proofErr w:type="gramStart"/>
-      <w:r>
-        <w:t>ученых  —</w:t>
-      </w:r>
-      <w:proofErr w:type="gramEnd"/>
-      <w:r>
-        <w:t xml:space="preserve"> </w:t>
-      </w:r>
-      <w:r>
-        <w:rPr>
-          <w:i/>
-          <w:iCs/>
+        <w:t xml:space="preserve">6.  Остро стоит вопрос социальной ответственности ученых  — </w:t>
+      </w:r>
+      <w:r>
+        <w:rPr>
+          <w:i w:val="1"/>
         </w:rPr>
         <w:t>да, верно</w:t>
       </w:r>
@@ -234,7 +179,6 @@
     <w:p/>
     <w:p>
       <w:r>
-        <w:lastRenderedPageBreak/>
         <w:t>Найдите в приведенном ниже списке черты, присущие только научному познанию, и запишите цифры, под которыми они указаны.</w:t>
       </w:r>
     </w:p>
@@ -281,15 +225,7 @@
     </w:p>
     <w:p>
       <w:r>
-        <w:t xml:space="preserve">2.  Ученые-историки выдвинули гипотезу происхождения названия «Русь» от прибалтийского племени </w:t>
-      </w:r>
-      <w:proofErr w:type="spellStart"/>
-      <w:r>
-        <w:t>ругов</w:t>
-      </w:r>
-      <w:proofErr w:type="spellEnd"/>
-      <w:r>
-        <w:t>.</w:t>
+        <w:t>2.  Ученые-историки выдвинули гипотезу происхождения названия «Русь» от прибалтийского племени ругов.</w:t>
       </w:r>
     </w:p>
     <w:p>
@@ -304,15 +240,7 @@
     </w:p>
     <w:p>
       <w:r>
-        <w:t xml:space="preserve">5.  Опытно-экспериментальным </w:t>
-      </w:r>
-      <w:proofErr w:type="gramStart"/>
-      <w:r>
-        <w:t>путем специалисты</w:t>
-      </w:r>
-      <w:proofErr w:type="gramEnd"/>
-      <w:r>
-        <w:t xml:space="preserve"> в области генной инженерии выявили ген, способствующий заболеванию раком.</w:t>
+        <w:t>5.  Опытно-экспериментальным путем специалисты в области генной инженерии выявили ген, способствующий заболеванию раком.</w:t>
       </w:r>
     </w:p>
     <w:p>
@@ -367,13 +295,12 @@
       </w:r>
     </w:p>
     <w:p>
-      <w:r>
-        <w:t> </w:t>
-      </w:r>
-      <w:r>
-        <w:rPr>
-          <w:b/>
-          <w:bCs/>
+      <w:pPr>
+        <w:spacing w:after="160"/>
+      </w:pPr>
+      <w:r>
+        <w:rPr>
+          <w:b w:val="1"/>
         </w:rPr>
         <w:t xml:space="preserve">Пояснение. </w:t>
       </w:r>
@@ -385,12 +312,6 @@
     </w:p>
     <w:p>
       <w:r>
-        <w:t> </w:t>
-      </w:r>
-    </w:p>
-    <w:p>
-      <w:r>
-        <w:lastRenderedPageBreak/>
         <w:t>Ответ: 58.</w:t>
       </w:r>
     </w:p>
@@ -474,23 +395,14 @@
     <w:p>
       <w:r>
         <w:rPr>
-          <w:b/>
-          <w:bCs/>
+          <w:b w:val="1"/>
         </w:rPr>
         <w:t xml:space="preserve">Пояснение. </w:t>
       </w:r>
     </w:p>
     <w:p>
       <w:r>
-        <w:t xml:space="preserve">Эмпирический уровень познания выражен в наблюдении и эксперименте, тогда как </w:t>
-      </w:r>
-      <w:proofErr w:type="gramStart"/>
-      <w:r>
-        <w:t>теоретический  —</w:t>
-      </w:r>
-      <w:proofErr w:type="gramEnd"/>
-      <w:r>
-        <w:t xml:space="preserve"> в обобщении результатов эмпирического уровня в гипотезах, законах и теориях.</w:t>
+        <w:t>Эмпирический уровень познания выражен в наблюдении и эксперименте, тогда как теоретический  — в обобщении результатов эмпирического уровня в гипотезах, законах и теориях.</w:t>
       </w:r>
     </w:p>
     <w:p>
@@ -531,30 +443,20 @@
     </w:p>
     <w:p>
       <w:r>
-        <w:lastRenderedPageBreak/>
         <w:t>6.  Объяснение существующих взаимосвязей.</w:t>
       </w:r>
     </w:p>
     <w:p>
       <w:r>
         <w:rPr>
-          <w:b/>
-          <w:bCs/>
+          <w:b w:val="1"/>
         </w:rPr>
         <w:t xml:space="preserve">Пояснение. </w:t>
       </w:r>
     </w:p>
     <w:p>
       <w:r>
-        <w:t xml:space="preserve">Выделяют два уровня научного познания: эмпирический (опытный, чувственный) и теоретический (рациональный). Эмпирический уровень познания выражен в наблюдении и эксперименте, тогда как </w:t>
-      </w:r>
-      <w:proofErr w:type="gramStart"/>
-      <w:r>
-        <w:t>теоретический  —</w:t>
-      </w:r>
-      <w:proofErr w:type="gramEnd"/>
-      <w:r>
-        <w:t xml:space="preserve"> в обобщении результатов эмпирического уровня в гипотезах, законах и теориях.</w:t>
+        <w:t>Выделяют два уровня научного познания: эмпирический (опытный, чувственный) и теоретический (рациональный). Эмпирический уровень познания выражен в наблюдении и эксперименте, тогда как теоретический  — в обобщении результатов эмпирического уровня в гипотезах, законах и теориях.</w:t>
       </w:r>
     </w:p>
     <w:p>
@@ -601,153 +503,73 @@
     <w:p>
       <w:r>
         <w:rPr>
-          <w:b/>
-          <w:bCs/>
+          <w:b w:val="1"/>
         </w:rPr>
         <w:t xml:space="preserve">Пояснение. </w:t>
       </w:r>
     </w:p>
     <w:p>
       <w:r>
-        <w:t xml:space="preserve">1.  Субъективный характер используемых </w:t>
-      </w:r>
-      <w:proofErr w:type="gramStart"/>
-      <w:r>
-        <w:t>суждений  —</w:t>
-      </w:r>
-      <w:proofErr w:type="gramEnd"/>
-      <w:r>
-        <w:t xml:space="preserve"> </w:t>
-      </w:r>
-      <w:r>
-        <w:rPr>
-          <w:i/>
-          <w:iCs/>
+        <w:t xml:space="preserve">1.  Субъективный характер используемых суждений  — </w:t>
+      </w:r>
+      <w:r>
+        <w:rPr>
+          <w:i w:val="1"/>
         </w:rPr>
         <w:t>нет, неверно, научное познание носит объективный характер.</w:t>
       </w:r>
     </w:p>
     <w:p>
       <w:r>
-        <w:t xml:space="preserve">2.  Доступная форма </w:t>
-      </w:r>
-      <w:proofErr w:type="gramStart"/>
-      <w:r>
-        <w:t>изложения  —</w:t>
-      </w:r>
-      <w:proofErr w:type="gramEnd"/>
-      <w:r>
-        <w:t xml:space="preserve"> </w:t>
-      </w:r>
-      <w:r>
-        <w:rPr>
-          <w:i/>
-          <w:iCs/>
+        <w:t xml:space="preserve">2.  Доступная форма изложения  — </w:t>
+      </w:r>
+      <w:r>
+        <w:rPr>
+          <w:i w:val="1"/>
         </w:rPr>
         <w:t xml:space="preserve">нет, неверно, это не признак науки. </w:t>
       </w:r>
     </w:p>
     <w:p>
       <w:r>
-        <w:t xml:space="preserve">3.  Экспериментальная проверка </w:t>
-      </w:r>
-      <w:proofErr w:type="gramStart"/>
-      <w:r>
-        <w:t>результатов  —</w:t>
-      </w:r>
-      <w:proofErr w:type="gramEnd"/>
-      <w:r>
-        <w:t xml:space="preserve"> </w:t>
-      </w:r>
-      <w:r>
-        <w:rPr>
-          <w:i/>
-          <w:iCs/>
-        </w:rPr>
-        <w:t xml:space="preserve">да, верно, эксперимент  — один из методов научного познания. Кроме того, </w:t>
-      </w:r>
-      <w:proofErr w:type="spellStart"/>
-      <w:proofErr w:type="gramStart"/>
-      <w:r>
-        <w:rPr>
-          <w:i/>
-          <w:iCs/>
-        </w:rPr>
-        <w:t>проверяемость</w:t>
-      </w:r>
-      <w:proofErr w:type="spellEnd"/>
-      <w:r>
-        <w:rPr>
-          <w:i/>
-          <w:iCs/>
-        </w:rPr>
-        <w:t>  —</w:t>
-      </w:r>
-      <w:proofErr w:type="gramEnd"/>
-      <w:r>
-        <w:rPr>
-          <w:i/>
-          <w:iCs/>
-        </w:rPr>
-        <w:t xml:space="preserve"> один из признаков научного познания.</w:t>
-      </w:r>
-    </w:p>
-    <w:p>
-      <w:r>
-        <w:t xml:space="preserve">4.  Опора на </w:t>
-      </w:r>
-      <w:proofErr w:type="gramStart"/>
-      <w:r>
-        <w:t>авторитет  —</w:t>
-      </w:r>
-      <w:proofErr w:type="gramEnd"/>
-      <w:r>
-        <w:t xml:space="preserve"> </w:t>
-      </w:r>
-      <w:r>
-        <w:rPr>
-          <w:i/>
-          <w:iCs/>
+        <w:t xml:space="preserve">3.  Экспериментальная проверка результатов  — </w:t>
+      </w:r>
+      <w:r>
+        <w:rPr>
+          <w:i w:val="1"/>
+        </w:rPr>
+        <w:t>да, верно, эксперимент  — один из методов научного познания. Кроме того, проверяемость  — один из признаков научного познания.</w:t>
+      </w:r>
+    </w:p>
+    <w:p>
+      <w:r>
+        <w:t xml:space="preserve">4.  Опора на авторитет  — </w:t>
+      </w:r>
+      <w:r>
+        <w:rPr>
+          <w:i w:val="1"/>
         </w:rPr>
         <w:t xml:space="preserve">нет, неверно, это не признак науки. </w:t>
       </w:r>
     </w:p>
     <w:p>
       <w:r>
-        <w:t xml:space="preserve">5.  Взаимосвязь теоретического и эмпирического </w:t>
-      </w:r>
-      <w:proofErr w:type="gramStart"/>
-      <w:r>
-        <w:t>уровней  —</w:t>
-      </w:r>
-      <w:proofErr w:type="gramEnd"/>
-      <w:r>
-        <w:t xml:space="preserve"> </w:t>
-      </w:r>
-      <w:r>
-        <w:rPr>
-          <w:i/>
-          <w:iCs/>
+        <w:t xml:space="preserve">5.  Взаимосвязь теоретического и эмпирического уровней  — </w:t>
+      </w:r>
+      <w:r>
+        <w:rPr>
+          <w:i w:val="1"/>
         </w:rPr>
         <w:t xml:space="preserve">да, верно, данные уровни познания характерны для науки. </w:t>
       </w:r>
     </w:p>
     <w:p>
       <w:r>
-        <w:t xml:space="preserve">6.  Разработка специального понятийного </w:t>
-      </w:r>
-      <w:proofErr w:type="gramStart"/>
-      <w:r>
-        <w:t>аппарата  —</w:t>
-      </w:r>
-      <w:proofErr w:type="gramEnd"/>
-      <w:r>
-        <w:t xml:space="preserve"> </w:t>
-      </w:r>
-      <w:r>
-        <w:rPr>
-          <w:i/>
-          <w:iCs/>
+        <w:t xml:space="preserve">6.  Разработка специального понятийного аппарата  — </w:t>
+      </w:r>
+      <w:r>
+        <w:rPr>
+          <w:i w:val="1"/>
         </w:rPr>
         <w:t xml:space="preserve">да, верно, это признак научного познания. </w:t>
       </w:r>
@@ -785,7 +607,6 @@
     </w:p>
     <w:p>
       <w:r>
-        <w:lastRenderedPageBreak/>
         <w:t>5.  Описание случаев социальной дифференциации населения.</w:t>
       </w:r>
     </w:p>
@@ -796,20 +617,11 @@
     </w:p>
     <w:p>
       <w:r>
-        <w:t xml:space="preserve">1.  Моделирование процессов социальной дифференциации в условиях экономической </w:t>
-      </w:r>
-      <w:proofErr w:type="gramStart"/>
-      <w:r>
-        <w:t>неустойчивости  —</w:t>
-      </w:r>
-      <w:proofErr w:type="gramEnd"/>
-      <w:r>
-        <w:t xml:space="preserve"> </w:t>
-      </w:r>
-      <w:r>
-        <w:rPr>
-          <w:i/>
-          <w:iCs/>
+        <w:t xml:space="preserve">1.  Моделирование процессов социальной дифференциации в условиях экономической неустойчивости  — </w:t>
+      </w:r>
+      <w:r>
+        <w:rPr>
+          <w:i w:val="1"/>
         </w:rPr>
         <w:t>да, верно</w:t>
       </w:r>
@@ -819,20 +631,11 @@
     </w:p>
     <w:p>
       <w:r>
-        <w:t xml:space="preserve">2.  Выдвижение и проверка гипотез о направлениях социальной политики по смягчению неравенства </w:t>
-      </w:r>
-      <w:proofErr w:type="gramStart"/>
-      <w:r>
-        <w:t>доходов  —</w:t>
-      </w:r>
-      <w:proofErr w:type="gramEnd"/>
-      <w:r>
-        <w:t xml:space="preserve"> </w:t>
-      </w:r>
-      <w:r>
-        <w:rPr>
-          <w:i/>
-          <w:iCs/>
+        <w:t xml:space="preserve">2.  Выдвижение и проверка гипотез о направлениях социальной политики по смягчению неравенства доходов  — </w:t>
+      </w:r>
+      <w:r>
+        <w:rPr>
+          <w:i w:val="1"/>
         </w:rPr>
         <w:t>да, верно</w:t>
       </w:r>
@@ -842,20 +645,11 @@
     </w:p>
     <w:p>
       <w:r>
-        <w:t xml:space="preserve">3.  Использование художественных образов для интерпретации социальных </w:t>
-      </w:r>
-      <w:proofErr w:type="gramStart"/>
-      <w:r>
-        <w:t>процессов  —</w:t>
-      </w:r>
-      <w:proofErr w:type="gramEnd"/>
-      <w:r>
-        <w:t xml:space="preserve"> </w:t>
-      </w:r>
-      <w:r>
-        <w:rPr>
-          <w:i/>
-          <w:iCs/>
+        <w:t xml:space="preserve">3.  Использование художественных образов для интерпретации социальных процессов  — </w:t>
+      </w:r>
+      <w:r>
+        <w:rPr>
+          <w:i w:val="1"/>
         </w:rPr>
         <w:t>нет, неверно, это характерно для искусства</w:t>
       </w:r>
@@ -865,20 +659,11 @@
     </w:p>
     <w:p>
       <w:r>
-        <w:t xml:space="preserve">4.  Разработка и реализация комплекса мер государственной поддержки малоимущих </w:t>
-      </w:r>
-      <w:proofErr w:type="gramStart"/>
-      <w:r>
-        <w:t>семей  —</w:t>
-      </w:r>
-      <w:proofErr w:type="gramEnd"/>
-      <w:r>
-        <w:t xml:space="preserve"> </w:t>
-      </w:r>
-      <w:r>
-        <w:rPr>
-          <w:i/>
-          <w:iCs/>
+        <w:t xml:space="preserve">4.  Разработка и реализация комплекса мер государственной поддержки малоимущих семей  — </w:t>
+      </w:r>
+      <w:r>
+        <w:rPr>
+          <w:i w:val="1"/>
         </w:rPr>
         <w:t>нет, неверно</w:t>
       </w:r>
@@ -888,20 +673,11 @@
     </w:p>
     <w:p>
       <w:r>
-        <w:t xml:space="preserve">5.  Описание случаев социальной дифференциации </w:t>
-      </w:r>
-      <w:proofErr w:type="gramStart"/>
-      <w:r>
-        <w:t>населения  —</w:t>
-      </w:r>
-      <w:proofErr w:type="gramEnd"/>
-      <w:r>
-        <w:t xml:space="preserve"> </w:t>
-      </w:r>
-      <w:r>
-        <w:rPr>
-          <w:i/>
-          <w:iCs/>
+        <w:t xml:space="preserve">5.  Описание случаев социальной дифференциации населения  — </w:t>
+      </w:r>
+      <w:r>
+        <w:rPr>
+          <w:i w:val="1"/>
         </w:rPr>
         <w:t>да, верно</w:t>
       </w:r>
@@ -911,20 +687,11 @@
     </w:p>
     <w:p>
       <w:r>
-        <w:t xml:space="preserve">6.  Оценка фактов социального расслоения общества с позиций идеалов равенства и </w:t>
-      </w:r>
-      <w:proofErr w:type="gramStart"/>
-      <w:r>
-        <w:t>справедливости  —</w:t>
-      </w:r>
-      <w:proofErr w:type="gramEnd"/>
-      <w:r>
-        <w:t xml:space="preserve"> </w:t>
-      </w:r>
-      <w:r>
-        <w:rPr>
-          <w:i/>
-          <w:iCs/>
+        <w:t xml:space="preserve">6.  Оценка фактов социального расслоения общества с позиций идеалов равенства и справедливости  — </w:t>
+      </w:r>
+      <w:r>
+        <w:rPr>
+          <w:i w:val="1"/>
         </w:rPr>
         <w:t>нет, неверно</w:t>
       </w:r>
@@ -1016,20 +783,13 @@
     </w:p>
     <w:p>
       <w:r>
-        <w:lastRenderedPageBreak/>
-        <w:t> </w:t>
-      </w:r>
-    </w:p>
-    <w:p>
-      <w:r>
         <w:t>Найдите два термина, «выпадающих» из общего ряда, и запишите в ответ цифры, под которыми они указаны.</w:t>
       </w:r>
     </w:p>
     <w:p>
       <w:r>
         <w:rPr>
-          <w:b/>
-          <w:bCs/>
+          <w:b w:val="1"/>
         </w:rPr>
         <w:t xml:space="preserve">Пояснение. </w:t>
       </w:r>
@@ -1047,10 +807,7 @@
     <w:p/>
     <w:p>
       <w:r>
-        <w:t xml:space="preserve">Ниже приведён перечень характеристик. Все они, за исключением двух, относятся к методам научного познания. </w:t>
-      </w:r>
-      <w:r>
-        <w:t>Найдите два термина, «выпадающих» из общего ряда, и запишите в ответ цифры, под которыми они указаны.</w:t>
+        <w:t>Ниже приведён перечень характеристик. Все они, за исключением двух, относятся к методам научного познания. Найдите два термина, «выпадающих» из общего ряда, и запишите в ответ цифры, под которыми они указаны.</w:t>
       </w:r>
     </w:p>
     <w:p>
@@ -1152,7 +909,6 @@
     </w:p>
     <w:p>
       <w:r>
-        <w:lastRenderedPageBreak/>
         <w:t>4.  Использование форм рационального познания.</w:t>
       </w:r>
     </w:p>
@@ -1169,28 +925,18 @@
     <w:p>
       <w:r>
         <w:rPr>
-          <w:b/>
-          <w:bCs/>
+          <w:b w:val="1"/>
         </w:rPr>
         <w:t xml:space="preserve">Пояснение. </w:t>
       </w:r>
     </w:p>
     <w:p>
       <w:r>
-        <w:t xml:space="preserve">1.  Опора на данные </w:t>
-      </w:r>
-      <w:proofErr w:type="gramStart"/>
-      <w:r>
-        <w:t>наблюдений  —</w:t>
-      </w:r>
-      <w:proofErr w:type="gramEnd"/>
-      <w:r>
-        <w:t xml:space="preserve"> </w:t>
-      </w:r>
-      <w:r>
-        <w:rPr>
-          <w:i/>
-          <w:iCs/>
+        <w:t xml:space="preserve">1.  Опора на данные наблюдений  — </w:t>
+      </w:r>
+      <w:r>
+        <w:rPr>
+          <w:i w:val="1"/>
         </w:rPr>
         <w:t>нет, неверно, возможно и при обыденном познании</w:t>
       </w:r>
@@ -1200,20 +946,11 @@
     </w:p>
     <w:p>
       <w:r>
-        <w:t xml:space="preserve">2.  Экспериментальное подтверждение </w:t>
-      </w:r>
-      <w:proofErr w:type="gramStart"/>
-      <w:r>
-        <w:t>выводов  —</w:t>
-      </w:r>
-      <w:proofErr w:type="gramEnd"/>
-      <w:r>
-        <w:t xml:space="preserve"> </w:t>
-      </w:r>
-      <w:r>
-        <w:rPr>
-          <w:i/>
-          <w:iCs/>
+        <w:t xml:space="preserve">2.  Экспериментальное подтверждение выводов  — </w:t>
+      </w:r>
+      <w:r>
+        <w:rPr>
+          <w:i w:val="1"/>
         </w:rPr>
         <w:t>да, верно</w:t>
       </w:r>
@@ -1223,20 +960,11 @@
     </w:p>
     <w:p>
       <w:r>
-        <w:t xml:space="preserve">3.  Учет накопленного </w:t>
-      </w:r>
-      <w:proofErr w:type="gramStart"/>
-      <w:r>
-        <w:t>опыта  —</w:t>
-      </w:r>
-      <w:proofErr w:type="gramEnd"/>
-      <w:r>
-        <w:t xml:space="preserve"> </w:t>
-      </w:r>
-      <w:r>
-        <w:rPr>
-          <w:i/>
-          <w:iCs/>
+        <w:t xml:space="preserve">3.  Учет накопленного опыта  — </w:t>
+      </w:r>
+      <w:r>
+        <w:rPr>
+          <w:i w:val="1"/>
         </w:rPr>
         <w:t>нет, неверно, возможно и при обыденном познании</w:t>
       </w:r>
@@ -1246,20 +974,11 @@
     </w:p>
     <w:p>
       <w:r>
-        <w:t xml:space="preserve">4.  Использование форм рационального </w:t>
-      </w:r>
-      <w:proofErr w:type="gramStart"/>
-      <w:r>
-        <w:t>познания  —</w:t>
-      </w:r>
-      <w:proofErr w:type="gramEnd"/>
-      <w:r>
-        <w:t xml:space="preserve"> </w:t>
-      </w:r>
-      <w:r>
-        <w:rPr>
-          <w:i/>
-          <w:iCs/>
+        <w:t xml:space="preserve">4.  Использование форм рационального познания  — </w:t>
+      </w:r>
+      <w:r>
+        <w:rPr>
+          <w:i w:val="1"/>
         </w:rPr>
         <w:t>нет, неверно, возможно и при обыденном познании</w:t>
       </w:r>
@@ -1269,20 +988,11 @@
     </w:p>
     <w:p>
       <w:r>
-        <w:t xml:space="preserve">5.  Разработка обоснованных </w:t>
-      </w:r>
-      <w:proofErr w:type="gramStart"/>
-      <w:r>
-        <w:t>теорий  —</w:t>
-      </w:r>
-      <w:proofErr w:type="gramEnd"/>
-      <w:r>
-        <w:t xml:space="preserve"> </w:t>
-      </w:r>
-      <w:r>
-        <w:rPr>
-          <w:i/>
-          <w:iCs/>
+        <w:t xml:space="preserve">5.  Разработка обоснованных теорий  — </w:t>
+      </w:r>
+      <w:r>
+        <w:rPr>
+          <w:i w:val="1"/>
         </w:rPr>
         <w:t>да, верно</w:t>
       </w:r>
@@ -1292,20 +1002,11 @@
     </w:p>
     <w:p>
       <w:r>
-        <w:t xml:space="preserve">6.  Применение строго определенных </w:t>
-      </w:r>
-      <w:proofErr w:type="gramStart"/>
-      <w:r>
-        <w:t>понятий  —</w:t>
-      </w:r>
-      <w:proofErr w:type="gramEnd"/>
-      <w:r>
-        <w:t xml:space="preserve"> </w:t>
-      </w:r>
-      <w:r>
-        <w:rPr>
-          <w:i/>
-          <w:iCs/>
+        <w:t xml:space="preserve">6.  Применение строго определенных понятий  — </w:t>
+      </w:r>
+      <w:r>
+        <w:rPr>
+          <w:i w:val="1"/>
         </w:rPr>
         <w:t>да, верно</w:t>
       </w:r>
@@ -1321,15 +1022,7 @@
     <w:p/>
     <w:p>
       <w:r>
-        <w:t xml:space="preserve">Ученые-медики провели ряд исследований и нашли средства борьбы с невидимыми врагами здоровья </w:t>
-      </w:r>
-      <w:proofErr w:type="gramStart"/>
-      <w:r>
-        <w:t>людей  —</w:t>
-      </w:r>
-      <w:proofErr w:type="gramEnd"/>
-      <w:r>
-        <w:t xml:space="preserve"> различными вирусами и болезнетворными бактериями, вызывающими инфекционные заболевания. Эти средства вошли в практику лечения инфекционных болезней. Какие функции науки проиллюстрированы этим примером? Запишите цифры, под которыми они указаны.</w:t>
+        <w:t>Ученые-медики провели ряд исследований и нашли средства борьбы с невидимыми врагами здоровья людей  — различными вирусами и болезнетворными бактериями, вызывающими инфекционные заболевания. Эти средства вошли в практику лечения инфекционных болезней. Какие функции науки проиллюстрированы этим примером? Запишите цифры, под которыми они указаны.</w:t>
       </w:r>
     </w:p>
     <w:p>
@@ -1365,28 +1058,18 @@
     <w:p>
       <w:r>
         <w:rPr>
-          <w:b/>
-          <w:bCs/>
+          <w:b w:val="1"/>
         </w:rPr>
         <w:t xml:space="preserve">Пояснение. </w:t>
       </w:r>
     </w:p>
     <w:p>
       <w:r>
-        <w:t>1.  </w:t>
-      </w:r>
-      <w:proofErr w:type="gramStart"/>
-      <w:r>
-        <w:t>Мировоззренческая  —</w:t>
-      </w:r>
-      <w:proofErr w:type="gramEnd"/>
-      <w:r>
-        <w:t xml:space="preserve"> </w:t>
-      </w:r>
-      <w:r>
-        <w:rPr>
-          <w:i/>
-          <w:iCs/>
+        <w:t xml:space="preserve">1.  Мировоззренческая  — </w:t>
+      </w:r>
+      <w:r>
+        <w:rPr>
+          <w:i w:val="1"/>
         </w:rPr>
         <w:t>нет, неверно, эта функция не прослеживается</w:t>
       </w:r>
@@ -1396,20 +1079,11 @@
     </w:p>
     <w:p>
       <w:r>
-        <w:t>2.  </w:t>
-      </w:r>
-      <w:proofErr w:type="gramStart"/>
-      <w:r>
-        <w:t>Социальная  —</w:t>
-      </w:r>
-      <w:proofErr w:type="gramEnd"/>
-      <w:r>
-        <w:t xml:space="preserve"> </w:t>
-      </w:r>
-      <w:r>
-        <w:rPr>
-          <w:i/>
-          <w:iCs/>
+        <w:t xml:space="preserve">2.  Социальная  — </w:t>
+      </w:r>
+      <w:r>
+        <w:rPr>
+          <w:i w:val="1"/>
         </w:rPr>
         <w:t>да, верно, есть польза людям</w:t>
       </w:r>
@@ -1419,20 +1093,11 @@
     </w:p>
     <w:p>
       <w:r>
-        <w:t>3.  </w:t>
-      </w:r>
-      <w:proofErr w:type="gramStart"/>
-      <w:r>
-        <w:t>Познавательная  —</w:t>
-      </w:r>
-      <w:proofErr w:type="gramEnd"/>
-      <w:r>
-        <w:t xml:space="preserve"> </w:t>
-      </w:r>
-      <w:r>
-        <w:rPr>
-          <w:i/>
-          <w:iCs/>
+        <w:t xml:space="preserve">3.  Познавательная  — </w:t>
+      </w:r>
+      <w:r>
+        <w:rPr>
+          <w:i w:val="1"/>
         </w:rPr>
         <w:t>да, верно, проведение исследований</w:t>
       </w:r>
@@ -1442,20 +1107,11 @@
     </w:p>
     <w:p>
       <w:r>
-        <w:t xml:space="preserve">4.  Производительной </w:t>
-      </w:r>
-      <w:proofErr w:type="gramStart"/>
-      <w:r>
-        <w:t>силы  —</w:t>
-      </w:r>
-      <w:proofErr w:type="gramEnd"/>
-      <w:r>
-        <w:t xml:space="preserve"> </w:t>
-      </w:r>
-      <w:r>
-        <w:rPr>
-          <w:i/>
-          <w:iCs/>
+        <w:t xml:space="preserve">4.  Производительной силы  — </w:t>
+      </w:r>
+      <w:r>
+        <w:rPr>
+          <w:i w:val="1"/>
         </w:rPr>
         <w:t>нет, неверно</w:t>
       </w:r>
@@ -1465,20 +1121,11 @@
     </w:p>
     <w:p>
       <w:r>
-        <w:t>5.  </w:t>
-      </w:r>
-      <w:proofErr w:type="gramStart"/>
-      <w:r>
-        <w:t>Прогностическая  —</w:t>
-      </w:r>
-      <w:proofErr w:type="gramEnd"/>
-      <w:r>
-        <w:t xml:space="preserve"> </w:t>
-      </w:r>
-      <w:r>
-        <w:rPr>
-          <w:i/>
-          <w:iCs/>
+        <w:t xml:space="preserve">5.  Прогностическая  — </w:t>
+      </w:r>
+      <w:r>
+        <w:rPr>
+          <w:i w:val="1"/>
         </w:rPr>
         <w:t>нет, неверно, эта функция не прослеживается</w:t>
       </w:r>
@@ -1488,32 +1135,14 @@
     </w:p>
     <w:p>
       <w:r>
-        <w:t>6.  </w:t>
-      </w:r>
-      <w:proofErr w:type="gramStart"/>
-      <w:r>
-        <w:t>Рекреационная  —</w:t>
-      </w:r>
-      <w:proofErr w:type="gramEnd"/>
-      <w:r>
-        <w:t xml:space="preserve"> </w:t>
-      </w:r>
-      <w:r>
-        <w:rPr>
-          <w:i/>
-          <w:iCs/>
-        </w:rPr>
-        <w:t xml:space="preserve">нет, неверно, эта функция у науки </w:t>
-      </w:r>
-      <w:proofErr w:type="spellStart"/>
-      <w:r>
-        <w:rPr>
-          <w:i/>
-          <w:iCs/>
-        </w:rPr>
-        <w:t>отсутсвует</w:t>
-      </w:r>
-      <w:proofErr w:type="spellEnd"/>
+        <w:t xml:space="preserve">6.  Рекреационная  — </w:t>
+      </w:r>
+      <w:r>
+        <w:rPr>
+          <w:i w:val="1"/>
+        </w:rPr>
+        <w:t>нет, неверно, эта функция у науки отсутсвует</w:t>
+      </w:r>
       <w:r>
         <w:t>.</w:t>
       </w:r>
@@ -1523,23 +1152,21 @@
         <w:t>Ответ: 23.</w:t>
       </w:r>
     </w:p>
-    <w:p/>
     <w:p/>
     <w:p>
       <w:pPr>
         <w:tabs>
-          <w:tab w:val="left" w:pos="1887"/>
+          <w:tab w:val="left" w:pos="1887" w:leader="none"/>
         </w:tabs>
       </w:pPr>
       <w:r>
-        <w:lastRenderedPageBreak/>
         <w:t>Выберите верные суждения об особенностях социального познания и запишите цифры, под которыми они указаны.</w:t>
       </w:r>
     </w:p>
     <w:p>
       <w:pPr>
         <w:tabs>
-          <w:tab w:val="left" w:pos="1887"/>
+          <w:tab w:val="left" w:pos="1887" w:leader="none"/>
         </w:tabs>
       </w:pPr>
       <w:r>
@@ -1549,7 +1176,7 @@
     <w:p>
       <w:pPr>
         <w:tabs>
-          <w:tab w:val="left" w:pos="1887"/>
+          <w:tab w:val="left" w:pos="1887" w:leader="none"/>
         </w:tabs>
       </w:pPr>
       <w:r>
@@ -1559,7 +1186,7 @@
     <w:p>
       <w:pPr>
         <w:tabs>
-          <w:tab w:val="left" w:pos="1887"/>
+          <w:tab w:val="left" w:pos="1887" w:leader="none"/>
         </w:tabs>
       </w:pPr>
       <w:r>
@@ -1569,7 +1196,7 @@
     <w:p>
       <w:pPr>
         <w:tabs>
-          <w:tab w:val="left" w:pos="1887"/>
+          <w:tab w:val="left" w:pos="1887" w:leader="none"/>
         </w:tabs>
       </w:pPr>
       <w:r>
@@ -1579,7 +1206,7 @@
     <w:p>
       <w:pPr>
         <w:tabs>
-          <w:tab w:val="left" w:pos="1887"/>
+          <w:tab w:val="left" w:pos="1887" w:leader="none"/>
         </w:tabs>
       </w:pPr>
       <w:r>
@@ -1589,13 +1216,12 @@
     <w:p>
       <w:pPr>
         <w:tabs>
-          <w:tab w:val="left" w:pos="1887"/>
+          <w:tab w:val="left" w:pos="1887" w:leader="none"/>
         </w:tabs>
       </w:pPr>
       <w:r>
         <w:rPr>
-          <w:b/>
-          <w:bCs/>
+          <w:b w:val="1"/>
         </w:rPr>
         <w:t xml:space="preserve">Пояснение. </w:t>
       </w:r>
@@ -1603,24 +1229,15 @@
     <w:p>
       <w:pPr>
         <w:tabs>
-          <w:tab w:val="left" w:pos="1887"/>
+          <w:tab w:val="left" w:pos="1887" w:leader="none"/>
         </w:tabs>
       </w:pPr>
       <w:r>
-        <w:t xml:space="preserve">1.  Ученый, изучающий общество, использует общенаучные методы и средства </w:t>
-      </w:r>
-      <w:proofErr w:type="gramStart"/>
-      <w:r>
-        <w:t>познания  —</w:t>
-      </w:r>
-      <w:proofErr w:type="gramEnd"/>
-      <w:r>
-        <w:t xml:space="preserve"> </w:t>
-      </w:r>
-      <w:r>
-        <w:rPr>
-          <w:i/>
-          <w:iCs/>
+        <w:t xml:space="preserve">1.  Ученый, изучающий общество, использует общенаучные методы и средства познания  — </w:t>
+      </w:r>
+      <w:r>
+        <w:rPr>
+          <w:i w:val="1"/>
         </w:rPr>
         <w:t>да, верно</w:t>
       </w:r>
@@ -1631,24 +1248,15 @@
     <w:p>
       <w:pPr>
         <w:tabs>
-          <w:tab w:val="left" w:pos="1887"/>
+          <w:tab w:val="left" w:pos="1887" w:leader="none"/>
         </w:tabs>
       </w:pPr>
       <w:r>
-        <w:t xml:space="preserve">2.  Объективная истина в социальном познании не </w:t>
-      </w:r>
-      <w:proofErr w:type="gramStart"/>
-      <w:r>
-        <w:t>достижима  —</w:t>
-      </w:r>
-      <w:proofErr w:type="gramEnd"/>
-      <w:r>
-        <w:t xml:space="preserve"> </w:t>
-      </w:r>
-      <w:r>
-        <w:rPr>
-          <w:i/>
-          <w:iCs/>
+        <w:t xml:space="preserve">2.  Объективная истина в социальном познании не достижима  — </w:t>
+      </w:r>
+      <w:r>
+        <w:rPr>
+          <w:i w:val="1"/>
         </w:rPr>
         <w:t>нет, неверно, возможна. Социальное познание характеризуется субъективностью, в отличие от естественных наук, но при чем тут недостижимость объективности истины? Например, такая социальная наука как история оперирует не только оценками, но и фактами. Разве не является объективной истиной, что в первой четверти XIX века во главе России стоял император Александр I? Или то, что в 1861 году отменили крепостное право?</w:t>
       </w:r>
@@ -1656,24 +1264,15 @@
     <w:p>
       <w:pPr>
         <w:tabs>
-          <w:tab w:val="left" w:pos="1887"/>
+          <w:tab w:val="left" w:pos="1887" w:leader="none"/>
         </w:tabs>
       </w:pPr>
       <w:r>
-        <w:t xml:space="preserve">3.  Социальные явления необходимо рассматривать в историческом и культурном </w:t>
-      </w:r>
-      <w:proofErr w:type="gramStart"/>
-      <w:r>
-        <w:t>аспектах  —</w:t>
-      </w:r>
-      <w:proofErr w:type="gramEnd"/>
-      <w:r>
-        <w:t xml:space="preserve"> </w:t>
-      </w:r>
-      <w:r>
-        <w:rPr>
-          <w:i/>
-          <w:iCs/>
+        <w:t xml:space="preserve">3.  Социальные явления необходимо рассматривать в историческом и культурном аспектах  — </w:t>
+      </w:r>
+      <w:r>
+        <w:rPr>
+          <w:i w:val="1"/>
         </w:rPr>
         <w:t>да, верно</w:t>
       </w:r>
@@ -1684,24 +1283,15 @@
     <w:p>
       <w:pPr>
         <w:tabs>
-          <w:tab w:val="left" w:pos="1887"/>
+          <w:tab w:val="left" w:pos="1887" w:leader="none"/>
         </w:tabs>
       </w:pPr>
       <w:r>
-        <w:t xml:space="preserve">4.  Социальное познание может быть не только научным, но и </w:t>
-      </w:r>
-      <w:proofErr w:type="gramStart"/>
-      <w:r>
-        <w:t>обыденным  —</w:t>
-      </w:r>
-      <w:proofErr w:type="gramEnd"/>
-      <w:r>
-        <w:t xml:space="preserve"> </w:t>
-      </w:r>
-      <w:r>
-        <w:rPr>
-          <w:i/>
-          <w:iCs/>
+        <w:t xml:space="preserve">4.  Социальное познание может быть не только научным, но и обыденным  — </w:t>
+      </w:r>
+      <w:r>
+        <w:rPr>
+          <w:i w:val="1"/>
         </w:rPr>
         <w:t>да, верно</w:t>
       </w:r>
@@ -1712,24 +1302,15 @@
     <w:p>
       <w:pPr>
         <w:tabs>
-          <w:tab w:val="left" w:pos="1887"/>
+          <w:tab w:val="left" w:pos="1887" w:leader="none"/>
         </w:tabs>
       </w:pPr>
       <w:r>
-        <w:t xml:space="preserve">5.  Одной из социальных наук является </w:t>
-      </w:r>
-      <w:proofErr w:type="gramStart"/>
-      <w:r>
-        <w:t>филология  —</w:t>
-      </w:r>
-      <w:proofErr w:type="gramEnd"/>
-      <w:r>
-        <w:t xml:space="preserve"> </w:t>
-      </w:r>
-      <w:r>
-        <w:rPr>
-          <w:i/>
-          <w:iCs/>
+        <w:t xml:space="preserve">5.  Одной из социальных наук является филология  — </w:t>
+      </w:r>
+      <w:r>
+        <w:rPr>
+          <w:i w:val="1"/>
         </w:rPr>
         <w:t>нет, неверно, это гуманитарная наука</w:t>
       </w:r>
@@ -1740,7 +1321,7 @@
     <w:p>
       <w:pPr>
         <w:tabs>
-          <w:tab w:val="left" w:pos="1887"/>
+          <w:tab w:val="left" w:pos="1887" w:leader="none"/>
         </w:tabs>
       </w:pPr>
       <w:r>
@@ -1750,12 +1331,9 @@
     <w:p>
       <w:pPr>
         <w:tabs>
-          <w:tab w:val="left" w:pos="1887"/>
+          <w:tab w:val="left" w:pos="1887" w:leader="none"/>
         </w:tabs>
       </w:pPr>
-      <w:r>
-        <w:tab/>
-      </w:r>
     </w:p>
     <w:p>
       <w:r>
@@ -1805,7 +1383,6 @@
     </w:p>
     <w:p>
       <w:r>
-        <w:lastRenderedPageBreak/>
         <w:t xml:space="preserve">2.  Эксперимент. </w:t>
       </w:r>
     </w:p>
@@ -1837,8 +1414,7 @@
     <w:p>
       <w:r>
         <w:rPr>
-          <w:b/>
-          <w:bCs/>
+          <w:b w:val="1"/>
         </w:rPr>
         <w:t xml:space="preserve">Пояснение. </w:t>
       </w:r>
@@ -1928,29 +1504,18 @@
     <w:p>
       <w:r>
         <w:rPr>
-          <w:b/>
-          <w:bCs/>
+          <w:b w:val="1"/>
         </w:rPr>
         <w:t xml:space="preserve">Пояснение. </w:t>
       </w:r>
     </w:p>
     <w:p>
       <w:r>
-        <w:lastRenderedPageBreak/>
-        <w:t xml:space="preserve">1.  Наука вырабатывает и теоретически систематизирует объективные знания о природе, обществе, </w:t>
-      </w:r>
-      <w:proofErr w:type="gramStart"/>
-      <w:r>
-        <w:t>человеке  —</w:t>
-      </w:r>
-      <w:proofErr w:type="gramEnd"/>
-      <w:r>
-        <w:t xml:space="preserve"> </w:t>
-      </w:r>
-      <w:r>
-        <w:rPr>
-          <w:i/>
-          <w:iCs/>
+        <w:t xml:space="preserve">1.  Наука вырабатывает и теоретически систематизирует объективные знания о природе, обществе, человеке  — </w:t>
+      </w:r>
+      <w:r>
+        <w:rPr>
+          <w:i w:val="1"/>
         </w:rPr>
         <w:t>да, верно</w:t>
       </w:r>
@@ -1960,20 +1525,11 @@
     </w:p>
     <w:p>
       <w:r>
-        <w:t xml:space="preserve">2.  Компонентом научного знания являются этические оценки социальных </w:t>
-      </w:r>
-      <w:proofErr w:type="gramStart"/>
-      <w:r>
-        <w:t>явлений  —</w:t>
-      </w:r>
-      <w:proofErr w:type="gramEnd"/>
-      <w:r>
-        <w:t xml:space="preserve"> </w:t>
-      </w:r>
-      <w:r>
-        <w:rPr>
-          <w:i/>
-          <w:iCs/>
+        <w:t xml:space="preserve">2.  Компонентом научного знания являются этические оценки социальных явлений  — </w:t>
+      </w:r>
+      <w:r>
+        <w:rPr>
+          <w:i w:val="1"/>
         </w:rPr>
         <w:t>нет, неверно, это к науке не относится</w:t>
       </w:r>
@@ -1983,20 +1539,11 @@
     </w:p>
     <w:p>
       <w:r>
-        <w:t xml:space="preserve">3.  Наука представлена совокупностью отраслей и исследовательских </w:t>
-      </w:r>
-      <w:proofErr w:type="gramStart"/>
-      <w:r>
-        <w:t>организаций  —</w:t>
-      </w:r>
-      <w:proofErr w:type="gramEnd"/>
-      <w:r>
-        <w:t xml:space="preserve"> </w:t>
-      </w:r>
-      <w:r>
-        <w:rPr>
-          <w:i/>
-          <w:iCs/>
+        <w:t xml:space="preserve">3.  Наука представлена совокупностью отраслей и исследовательских организаций  — </w:t>
+      </w:r>
+      <w:r>
+        <w:rPr>
+          <w:i w:val="1"/>
         </w:rPr>
         <w:t>да, верно</w:t>
       </w:r>
@@ -2006,20 +1553,11 @@
     </w:p>
     <w:p>
       <w:r>
-        <w:t xml:space="preserve">4.  Наука способна прогнозировать последствия преобразовательной деятельности </w:t>
-      </w:r>
-      <w:proofErr w:type="gramStart"/>
-      <w:r>
-        <w:t>человека  —</w:t>
-      </w:r>
-      <w:proofErr w:type="gramEnd"/>
-      <w:r>
-        <w:t xml:space="preserve"> </w:t>
-      </w:r>
-      <w:r>
-        <w:rPr>
-          <w:i/>
-          <w:iCs/>
+        <w:t xml:space="preserve">4.  Наука способна прогнозировать последствия преобразовательной деятельности человека  — </w:t>
+      </w:r>
+      <w:r>
+        <w:rPr>
+          <w:i w:val="1"/>
         </w:rPr>
         <w:t>да, верно</w:t>
       </w:r>
@@ -2029,20 +1567,11 @@
     </w:p>
     <w:p>
       <w:r>
-        <w:t xml:space="preserve">5.  Наука, в отличие от других форм духовной культуры, способна оказывать эмоциональное воздействие на </w:t>
-      </w:r>
-      <w:proofErr w:type="gramStart"/>
-      <w:r>
-        <w:t>человека  —</w:t>
-      </w:r>
-      <w:proofErr w:type="gramEnd"/>
-      <w:r>
-        <w:t xml:space="preserve"> </w:t>
-      </w:r>
-      <w:r>
-        <w:rPr>
-          <w:i/>
-          <w:iCs/>
+        <w:t xml:space="preserve">5.  Наука, в отличие от других форм духовной культуры, способна оказывать эмоциональное воздействие на человека  — </w:t>
+      </w:r>
+      <w:r>
+        <w:rPr>
+          <w:i w:val="1"/>
         </w:rPr>
         <w:t>нет, неверно, другие тоже могут, например искусство</w:t>
       </w:r>
@@ -2135,23 +1664,14 @@
     <w:p>
       <w:r>
         <w:rPr>
-          <w:b/>
-          <w:bCs/>
+          <w:b w:val="1"/>
         </w:rPr>
         <w:t xml:space="preserve">Пояснение. </w:t>
       </w:r>
     </w:p>
     <w:p>
       <w:r>
-        <w:t xml:space="preserve">Описание и </w:t>
-      </w:r>
-      <w:proofErr w:type="gramStart"/>
-      <w:r>
-        <w:t>наблюдение  —</w:t>
-      </w:r>
-      <w:proofErr w:type="gramEnd"/>
-      <w:r>
-        <w:t xml:space="preserve"> это эмпирические методы, поэтому они «выпадают» из общего ряда.</w:t>
+        <w:t>Описание и наблюдение  — это эмпирические методы, поэтому они «выпадают» из общего ряда.</w:t>
       </w:r>
     </w:p>
     <w:p>
@@ -2159,9 +1679,9 @@
         <w:t>Ответ: 13.</w:t>
       </w:r>
     </w:p>
-    <w:p>
-      <w:r>
-        <w:lastRenderedPageBreak/>
+    <w:p/>
+    <w:p>
+      <w:r>
         <w:t>Учёные обобщили результаты многолетнего исследования и написали книгу. По каким основаниям содержание книги можно отнести к научному знанию? Запишите цифры, под которыми они указаны.</w:t>
       </w:r>
     </w:p>
@@ -2182,15 +1702,7 @@
     </w:p>
     <w:p>
       <w:r>
-        <w:t xml:space="preserve">4.  Все гипотезы исследователей были </w:t>
-      </w:r>
-      <w:proofErr w:type="spellStart"/>
-      <w:r>
-        <w:t>обоснованны</w:t>
-      </w:r>
-      <w:proofErr w:type="spellEnd"/>
-      <w:r>
-        <w:t>.</w:t>
+        <w:t>4.  Все гипотезы исследователей были обоснованны.</w:t>
       </w:r>
     </w:p>
     <w:p>
@@ -2207,425 +1719,91 @@
       <w:r>
         <w:t>Ответ: 146.</w:t>
       </w:r>
-    </w:p>
-    <w:p>
       <w:bookmarkStart w:id="0" w:name="_GoBack"/>
       <w:bookmarkEnd w:id="0"/>
     </w:p>
     <w:sectPr>
-      <w:pgSz w:w="11906" w:h="16838"/>
-      <w:pgMar w:top="1134" w:right="850" w:bottom="1134" w:left="1701" w:header="708" w:footer="708" w:gutter="0"/>
-      <w:cols w:space="708"/>
-      <w:docGrid w:linePitch="360"/>
+      <w:type w:val="nextPage"/>
+      <w:pgSz w:w="11906" w:h="16838" w:code="9"/>
+      <w:pgMar w:left="1701" w:right="850" w:top="1134" w:bottom="1134" w:header="708" w:footer="708" w:gutter="0"/>
     </w:sectPr>
   </w:body>
 </w:document>
 </file>
 
+<file path=word/numbering.xml><?xml version="1.0" encoding="utf-8"?>
+<w:numbering xmlns:w="http://schemas.openxmlformats.org/wordprocessingml/2006/main"/>
+</file>
+
 <file path=word/styles.xml><?xml version="1.0" encoding="utf-8"?>
-<w:styles xmlns:mc="http://schemas.openxmlformats.org/markup-compatibility/2006" xmlns:r="http://schemas.openxmlformats.org/officeDocument/2006/relationships" xmlns:w="http://schemas.openxmlformats.org/wordprocessingml/2006/main" xmlns:w14="http://schemas.microsoft.com/office/word/2010/wordml" xmlns:w15="http://schemas.microsoft.com/office/word/2012/wordml" xmlns:w16se="http://schemas.microsoft.com/office/word/2015/wordml/symex" mc:Ignorable="w14 w15 w16se">
+<w:styles xmlns:w="http://schemas.openxmlformats.org/wordprocessingml/2006/main">
   <w:docDefaults>
     <w:rPrDefault>
       <w:rPr>
-        <w:rFonts w:asciiTheme="minorHAnsi" w:eastAsiaTheme="minorHAnsi" w:hAnsiTheme="minorHAnsi" w:cstheme="minorBidi"/>
+        <w:rFonts w:ascii="Calibri" w:hAnsi="Calibri"/>
+        <w:b w:val="0"/>
+        <w:i w:val="0"/>
+        <w:caps w:val="0"/>
+        <w:strike w:val="0"/>
+        <w:noProof w:val="0"/>
+        <w:vanish w:val="0"/>
+        <w:color w:val="auto"/>
         <w:sz w:val="22"/>
-        <w:szCs w:val="22"/>
-        <w:lang w:val="ru-RU" w:eastAsia="en-US" w:bidi="ar-SA"/>
+        <w:u w:val="none"/>
+        <w:vertAlign w:val="baseline"/>
       </w:rPr>
     </w:rPrDefault>
     <w:pPrDefault>
       <w:pPr>
-        <w:spacing w:after="160" w:line="259" w:lineRule="auto"/>
+        <w:keepNext w:val="0"/>
+        <w:keepLines w:val="0"/>
+        <w:widowControl w:val="1"/>
+        <w:suppressLineNumbers w:val="0"/>
+        <w:shd w:val="clear" w:fill="auto"/>
+        <w:suppressAutoHyphens w:val="0"/>
+        <w:spacing w:lineRule="auto" w:line="259" w:before="0" w:after="160" w:beforeAutospacing="0" w:afterAutospacing="0"/>
+        <w:ind w:firstLine="0" w:left="0" w:right="0"/>
+        <w:contextualSpacing w:val="0"/>
+        <w:jc w:val="left"/>
       </w:pPr>
     </w:pPrDefault>
   </w:docDefaults>
-  <w:latentStyles w:defLockedState="0" w:defUIPriority="99" w:defSemiHidden="0" w:defUnhideWhenUsed="0" w:defQFormat="0" w:count="371">
-    <w:lsdException w:name="Normal" w:uiPriority="0" w:qFormat="1"/>
-    <w:lsdException w:name="heading 1" w:uiPriority="9" w:qFormat="1"/>
-    <w:lsdException w:name="heading 2" w:semiHidden="1" w:uiPriority="9" w:unhideWhenUsed="1" w:qFormat="1"/>
-    <w:lsdException w:name="heading 3" w:semiHidden="1" w:uiPriority="9" w:unhideWhenUsed="1" w:qFormat="1"/>
-    <w:lsdException w:name="heading 4" w:semiHidden="1" w:uiPriority="9" w:unhideWhenUsed="1" w:qFormat="1"/>
-    <w:lsdException w:name="heading 5" w:semiHidden="1" w:uiPriority="9" w:unhideWhenUsed="1" w:qFormat="1"/>
-    <w:lsdException w:name="heading 6" w:semiHidden="1" w:uiPriority="9" w:unhideWhenUsed="1" w:qFormat="1"/>
-    <w:lsdException w:name="heading 7" w:semiHidden="1" w:uiPriority="9" w:unhideWhenUsed="1" w:qFormat="1"/>
-    <w:lsdException w:name="heading 8" w:semiHidden="1" w:uiPriority="9" w:unhideWhenUsed="1" w:qFormat="1"/>
-    <w:lsdException w:name="heading 9" w:semiHidden="1" w:uiPriority="9" w:unhideWhenUsed="1" w:qFormat="1"/>
-    <w:lsdException w:name="index 1" w:semiHidden="1" w:unhideWhenUsed="1"/>
-    <w:lsdException w:name="index 2" w:semiHidden="1" w:unhideWhenUsed="1"/>
-    <w:lsdException w:name="index 3" w:semiHidden="1" w:unhideWhenUsed="1"/>
-    <w:lsdException w:name="index 4" w:semiHidden="1" w:unhideWhenUsed="1"/>
-    <w:lsdException w:name="index 5" w:semiHidden="1" w:unhideWhenUsed="1"/>
-    <w:lsdException w:name="index 6" w:semiHidden="1" w:unhideWhenUsed="1"/>
-    <w:lsdException w:name="index 7" w:semiHidden="1" w:unhideWhenUsed="1"/>
-    <w:lsdException w:name="index 8" w:semiHidden="1" w:unhideWhenUsed="1"/>
-    <w:lsdException w:name="index 9" w:semiHidden="1" w:unhideWhenUsed="1"/>
-    <w:lsdException w:name="toc 1" w:semiHidden="1" w:uiPriority="39" w:unhideWhenUsed="1"/>
-    <w:lsdException w:name="toc 2" w:semiHidden="1" w:uiPriority="39" w:unhideWhenUsed="1"/>
-    <w:lsdException w:name="toc 3" w:semiHidden="1" w:uiPriority="39" w:unhideWhenUsed="1"/>
-    <w:lsdException w:name="toc 4" w:semiHidden="1" w:uiPriority="39" w:unhideWhenUsed="1"/>
-    <w:lsdException w:name="toc 5" w:semiHidden="1" w:uiPriority="39" w:unhideWhenUsed="1"/>
-    <w:lsdException w:name="toc 6" w:semiHidden="1" w:uiPriority="39" w:unhideWhenUsed="1"/>
-    <w:lsdException w:name="toc 7" w:semiHidden="1" w:uiPriority="39" w:unhideWhenUsed="1"/>
-    <w:lsdException w:name="toc 8" w:semiHidden="1" w:uiPriority="39" w:unhideWhenUsed="1"/>
-    <w:lsdException w:name="toc 9" w:semiHidden="1" w:uiPriority="39" w:unhideWhenUsed="1"/>
-    <w:lsdException w:name="Normal Indent" w:semiHidden="1" w:unhideWhenUsed="1"/>
-    <w:lsdException w:name="footnote text" w:semiHidden="1" w:unhideWhenUsed="1"/>
-    <w:lsdException w:name="annotation text" w:semiHidden="1" w:unhideWhenUsed="1"/>
-    <w:lsdException w:name="header" w:semiHidden="1" w:unhideWhenUsed="1"/>
-    <w:lsdException w:name="footer" w:semiHidden="1" w:unhideWhenUsed="1"/>
-    <w:lsdException w:name="index heading" w:semiHidden="1" w:unhideWhenUsed="1"/>
-    <w:lsdException w:name="caption" w:semiHidden="1" w:uiPriority="35" w:unhideWhenUsed="1" w:qFormat="1"/>
-    <w:lsdException w:name="table of figures" w:semiHidden="1" w:unhideWhenUsed="1"/>
-    <w:lsdException w:name="envelope address" w:semiHidden="1" w:unhideWhenUsed="1"/>
-    <w:lsdException w:name="envelope return" w:semiHidden="1" w:unhideWhenUsed="1"/>
-    <w:lsdException w:name="footnote reference" w:semiHidden="1" w:unhideWhenUsed="1"/>
-    <w:lsdException w:name="annotation reference" w:semiHidden="1" w:unhideWhenUsed="1"/>
-    <w:lsdException w:name="line number" w:semiHidden="1" w:unhideWhenUsed="1"/>
-    <w:lsdException w:name="page number" w:semiHidden="1" w:unhideWhenUsed="1"/>
-    <w:lsdException w:name="endnote reference" w:semiHidden="1" w:unhideWhenUsed="1"/>
-    <w:lsdException w:name="endnote text" w:semiHidden="1" w:unhideWhenUsed="1"/>
-    <w:lsdException w:name="table of authorities" w:semiHidden="1" w:unhideWhenUsed="1"/>
-    <w:lsdException w:name="macro" w:semiHidden="1" w:unhideWhenUsed="1"/>
-    <w:lsdException w:name="toa heading" w:semiHidden="1" w:unhideWhenUsed="1"/>
-    <w:lsdException w:name="List" w:semiHidden="1" w:unhideWhenUsed="1"/>
-    <w:lsdException w:name="List Bullet" w:semiHidden="1" w:unhideWhenUsed="1"/>
-    <w:lsdException w:name="List Number" w:semiHidden="1" w:unhideWhenUsed="1"/>
-    <w:lsdException w:name="List 2" w:semiHidden="1" w:unhideWhenUsed="1"/>
-    <w:lsdException w:name="List 3" w:semiHidden="1" w:unhideWhenUsed="1"/>
-    <w:lsdException w:name="List 4" w:semiHidden="1" w:unhideWhenUsed="1"/>
-    <w:lsdException w:name="List 5" w:semiHidden="1" w:unhideWhenUsed="1"/>
-    <w:lsdException w:name="List Bullet 2" w:semiHidden="1" w:unhideWhenUsed="1"/>
-    <w:lsdException w:name="List Bullet 3" w:semiHidden="1" w:unhideWhenUsed="1"/>
-    <w:lsdException w:name="List Bullet 4" w:semiHidden="1" w:unhideWhenUsed="1"/>
-    <w:lsdException w:name="List Bullet 5" w:semiHidden="1" w:unhideWhenUsed="1"/>
-    <w:lsdException w:name="List Number 2" w:semiHidden="1" w:unhideWhenUsed="1"/>
-    <w:lsdException w:name="List Number 3" w:semiHidden="1" w:unhideWhenUsed="1"/>
-    <w:lsdException w:name="List Number 4" w:semiHidden="1" w:unhideWhenUsed="1"/>
-    <w:lsdException w:name="List Number 5" w:semiHidden="1" w:unhideWhenUsed="1"/>
-    <w:lsdException w:name="Title" w:uiPriority="10" w:qFormat="1"/>
-    <w:lsdException w:name="Closing" w:semiHidden="1" w:unhideWhenUsed="1"/>
-    <w:lsdException w:name="Signature" w:semiHidden="1" w:unhideWhenUsed="1"/>
-    <w:lsdException w:name="Default Paragraph Font" w:semiHidden="1" w:uiPriority="1" w:unhideWhenUsed="1"/>
-    <w:lsdException w:name="Body Text" w:semiHidden="1" w:unhideWhenUsed="1"/>
-    <w:lsdException w:name="Body Text Indent" w:semiHidden="1" w:unhideWhenUsed="1"/>
-    <w:lsdException w:name="List Continue" w:semiHidden="1" w:unhideWhenUsed="1"/>
-    <w:lsdException w:name="List Continue 2" w:semiHidden="1" w:unhideWhenUsed="1"/>
-    <w:lsdException w:name="List Continue 3" w:semiHidden="1" w:unhideWhenUsed="1"/>
-    <w:lsdException w:name="List Continue 4" w:semiHidden="1" w:unhideWhenUsed="1"/>
-    <w:lsdException w:name="List Continue 5" w:semiHidden="1" w:unhideWhenUsed="1"/>
-    <w:lsdException w:name="Message Header" w:semiHidden="1" w:unhideWhenUsed="1"/>
-    <w:lsdException w:name="Subtitle" w:uiPriority="11" w:qFormat="1"/>
-    <w:lsdException w:name="Salutation" w:semiHidden="1" w:unhideWhenUsed="1"/>
-    <w:lsdException w:name="Date" w:semiHidden="1" w:unhideWhenUsed="1"/>
-    <w:lsdException w:name="Body Text First Indent" w:semiHidden="1" w:unhideWhenUsed="1"/>
-    <w:lsdException w:name="Body Text First Indent 2" w:semiHidden="1" w:unhideWhenUsed="1"/>
-    <w:lsdException w:name="Note Heading" w:semiHidden="1" w:unhideWhenUsed="1"/>
-    <w:lsdException w:name="Body Text 2" w:semiHidden="1" w:unhideWhenUsed="1"/>
-    <w:lsdException w:name="Body Text 3" w:semiHidden="1" w:unhideWhenUsed="1"/>
-    <w:lsdException w:name="Body Text Indent 2" w:semiHidden="1" w:unhideWhenUsed="1"/>
-    <w:lsdException w:name="Body Text Indent 3" w:semiHidden="1" w:unhideWhenUsed="1"/>
-    <w:lsdException w:name="Block Text" w:semiHidden="1" w:unhideWhenUsed="1"/>
-    <w:lsdException w:name="Hyperlink" w:semiHidden="1" w:unhideWhenUsed="1"/>
-    <w:lsdException w:name="FollowedHyperlink" w:semiHidden="1" w:unhideWhenUsed="1"/>
-    <w:lsdException w:name="Strong" w:uiPriority="22" w:qFormat="1"/>
-    <w:lsdException w:name="Emphasis" w:uiPriority="20" w:qFormat="1"/>
-    <w:lsdException w:name="Document Map" w:semiHidden="1" w:unhideWhenUsed="1"/>
-    <w:lsdException w:name="Plain Text" w:semiHidden="1" w:unhideWhenUsed="1"/>
-    <w:lsdException w:name="E-mail Signature" w:semiHidden="1" w:unhideWhenUsed="1"/>
-    <w:lsdException w:name="HTML Top of Form" w:semiHidden="1" w:unhideWhenUsed="1"/>
-    <w:lsdException w:name="HTML Bottom of Form" w:semiHidden="1" w:unhideWhenUsed="1"/>
-    <w:lsdException w:name="Normal (Web)" w:semiHidden="1" w:unhideWhenUsed="1"/>
-    <w:lsdException w:name="HTML Acronym" w:semiHidden="1" w:unhideWhenUsed="1"/>
-    <w:lsdException w:name="HTML Address" w:semiHidden="1" w:unhideWhenUsed="1"/>
-    <w:lsdException w:name="HTML Cite" w:semiHidden="1" w:unhideWhenUsed="1"/>
-    <w:lsdException w:name="HTML Code" w:semiHidden="1" w:unhideWhenUsed="1"/>
-    <w:lsdException w:name="HTML Definition" w:semiHidden="1" w:unhideWhenUsed="1"/>
-    <w:lsdException w:name="HTML Keyboard" w:semiHidden="1" w:unhideWhenUsed="1"/>
-    <w:lsdException w:name="HTML Preformatted" w:semiHidden="1" w:unhideWhenUsed="1"/>
-    <w:lsdException w:name="HTML Sample" w:semiHidden="1" w:unhideWhenUsed="1"/>
-    <w:lsdException w:name="HTML Typewriter" w:semiHidden="1" w:unhideWhenUsed="1"/>
-    <w:lsdException w:name="HTML Variable" w:semiHidden="1" w:unhideWhenUsed="1"/>
-    <w:lsdException w:name="Normal Table" w:semiHidden="1" w:unhideWhenUsed="1"/>
-    <w:lsdException w:name="annotation subject" w:semiHidden="1" w:unhideWhenUsed="1"/>
-    <w:lsdException w:name="No List" w:semiHidden="1" w:unhideWhenUsed="1"/>
-    <w:lsdException w:name="Outline List 1" w:semiHidden="1" w:unhideWhenUsed="1"/>
-    <w:lsdException w:name="Outline List 2" w:semiHidden="1" w:unhideWhenUsed="1"/>
-    <w:lsdException w:name="Outline List 3" w:semiHidden="1" w:unhideWhenUsed="1"/>
-    <w:lsdException w:name="Table Simple 1" w:semiHidden="1" w:unhideWhenUsed="1"/>
-    <w:lsdException w:name="Table Simple 2" w:semiHidden="1" w:unhideWhenUsed="1"/>
-    <w:lsdException w:name="Table Simple 3" w:semiHidden="1" w:unhideWhenUsed="1"/>
-    <w:lsdException w:name="Table Classic 1" w:semiHidden="1" w:unhideWhenUsed="1"/>
-    <w:lsdException w:name="Table Classic 2" w:semiHidden="1" w:unhideWhenUsed="1"/>
-    <w:lsdException w:name="Table Classic 3" w:semiHidden="1" w:unhideWhenUsed="1"/>
-    <w:lsdException w:name="Table Classic 4" w:semiHidden="1" w:unhideWhenUsed="1"/>
-    <w:lsdException w:name="Table Colorful 1" w:semiHidden="1" w:unhideWhenUsed="1"/>
-    <w:lsdException w:name="Table Colorful 2" w:semiHidden="1" w:unhideWhenUsed="1"/>
-    <w:lsdException w:name="Table Colorful 3" w:semiHidden="1" w:unhideWhenUsed="1"/>
-    <w:lsdException w:name="Table Columns 1" w:semiHidden="1" w:unhideWhenUsed="1"/>
-    <w:lsdException w:name="Table Columns 2" w:semiHidden="1" w:unhideWhenUsed="1"/>
-    <w:lsdException w:name="Table Columns 3" w:semiHidden="1" w:unhideWhenUsed="1"/>
-    <w:lsdException w:name="Table Columns 4" w:semiHidden="1" w:unhideWhenUsed="1"/>
-    <w:lsdException w:name="Table Columns 5" w:semiHidden="1" w:unhideWhenUsed="1"/>
-    <w:lsdException w:name="Table Grid 1" w:semiHidden="1" w:unhideWhenUsed="1"/>
-    <w:lsdException w:name="Table Grid 2" w:semiHidden="1" w:unhideWhenUsed="1"/>
-    <w:lsdException w:name="Table Grid 3" w:semiHidden="1" w:unhideWhenUsed="1"/>
-    <w:lsdException w:name="Table Grid 4" w:semiHidden="1" w:unhideWhenUsed="1"/>
-    <w:lsdException w:name="Table Grid 5" w:semiHidden="1" w:unhideWhenUsed="1"/>
-    <w:lsdException w:name="Table Grid 6" w:semiHidden="1" w:unhideWhenUsed="1"/>
-    <w:lsdException w:name="Table Grid 7" w:semiHidden="1" w:unhideWhenUsed="1"/>
-    <w:lsdException w:name="Table Grid 8" w:semiHidden="1" w:unhideWhenUsed="1"/>
-    <w:lsdException w:name="Table List 1" w:semiHidden="1" w:unhideWhenUsed="1"/>
-    <w:lsdException w:name="Table List 2" w:semiHidden="1" w:unhideWhenUsed="1"/>
-    <w:lsdException w:name="Table List 3" w:semiHidden="1" w:unhideWhenUsed="1"/>
-    <w:lsdException w:name="Table List 4" w:semiHidden="1" w:unhideWhenUsed="1"/>
-    <w:lsdException w:name="Table List 5" w:semiHidden="1" w:unhideWhenUsed="1"/>
-    <w:lsdException w:name="Table List 6" w:semiHidden="1" w:unhideWhenUsed="1"/>
-    <w:lsdException w:name="Table List 7" w:semiHidden="1" w:unhideWhenUsed="1"/>
-    <w:lsdException w:name="Table List 8" w:semiHidden="1" w:unhideWhenUsed="1"/>
-    <w:lsdException w:name="Table 3D effects 1" w:semiHidden="1" w:unhideWhenUsed="1"/>
-    <w:lsdException w:name="Table 3D effects 2" w:semiHidden="1" w:unhideWhenUsed="1"/>
-    <w:lsdException w:name="Table 3D effects 3" w:semiHidden="1" w:unhideWhenUsed="1"/>
-    <w:lsdException w:name="Table Contemporary" w:semiHidden="1" w:unhideWhenUsed="1"/>
-    <w:lsdException w:name="Table Elegant" w:semiHidden="1" w:unhideWhenUsed="1"/>
-    <w:lsdException w:name="Table Professional" w:semiHidden="1" w:unhideWhenUsed="1"/>
-    <w:lsdException w:name="Table Subtle 1" w:semiHidden="1" w:unhideWhenUsed="1"/>
-    <w:lsdException w:name="Table Subtle 2" w:semiHidden="1" w:unhideWhenUsed="1"/>
-    <w:lsdException w:name="Table Web 1" w:semiHidden="1" w:unhideWhenUsed="1"/>
-    <w:lsdException w:name="Table Web 2" w:semiHidden="1" w:unhideWhenUsed="1"/>
-    <w:lsdException w:name="Table Web 3" w:semiHidden="1" w:unhideWhenUsed="1"/>
-    <w:lsdException w:name="Balloon Text" w:semiHidden="1" w:unhideWhenUsed="1"/>
-    <w:lsdException w:name="Table Grid" w:uiPriority="39"/>
-    <w:lsdException w:name="Table Theme" w:semiHidden="1" w:unhideWhenUsed="1"/>
-    <w:lsdException w:name="Placeholder Text" w:semiHidden="1"/>
-    <w:lsdException w:name="No Spacing" w:uiPriority="1" w:qFormat="1"/>
-    <w:lsdException w:name="Light Shading" w:uiPriority="60"/>
-    <w:lsdException w:name="Light List" w:uiPriority="61"/>
-    <w:lsdException w:name="Light Grid" w:uiPriority="62"/>
-    <w:lsdException w:name="Medium Shading 1" w:uiPriority="63"/>
-    <w:lsdException w:name="Medium Shading 2" w:uiPriority="64"/>
-    <w:lsdException w:name="Medium List 1" w:uiPriority="65"/>
-    <w:lsdException w:name="Medium List 2" w:uiPriority="66"/>
-    <w:lsdException w:name="Medium Grid 1" w:uiPriority="67"/>
-    <w:lsdException w:name="Medium Grid 2" w:uiPriority="68"/>
-    <w:lsdException w:name="Medium Grid 3" w:uiPriority="69"/>
-    <w:lsdException w:name="Dark List" w:uiPriority="70"/>
-    <w:lsdException w:name="Colorful Shading" w:uiPriority="71"/>
-    <w:lsdException w:name="Colorful List" w:uiPriority="72"/>
-    <w:lsdException w:name="Colorful Grid" w:uiPriority="73"/>
-    <w:lsdException w:name="Light Shading Accent 1" w:uiPriority="60"/>
-    <w:lsdException w:name="Light List Accent 1" w:uiPriority="61"/>
-    <w:lsdException w:name="Light Grid Accent 1" w:uiPriority="62"/>
-    <w:lsdException w:name="Medium Shading 1 Accent 1" w:uiPriority="63"/>
-    <w:lsdException w:name="Medium Shading 2 Accent 1" w:uiPriority="64"/>
-    <w:lsdException w:name="Medium List 1 Accent 1" w:uiPriority="65"/>
-    <w:lsdException w:name="Revision" w:semiHidden="1"/>
-    <w:lsdException w:name="List Paragraph" w:uiPriority="34" w:qFormat="1"/>
-    <w:lsdException w:name="Quote" w:uiPriority="29" w:qFormat="1"/>
-    <w:lsdException w:name="Intense Quote" w:uiPriority="30" w:qFormat="1"/>
-    <w:lsdException w:name="Medium List 2 Accent 1" w:uiPriority="66"/>
-    <w:lsdException w:name="Medium Grid 1 Accent 1" w:uiPriority="67"/>
-    <w:lsdException w:name="Medium Grid 2 Accent 1" w:uiPriority="68"/>
-    <w:lsdException w:name="Medium Grid 3 Accent 1" w:uiPriority="69"/>
-    <w:lsdException w:name="Dark List Accent 1" w:uiPriority="70"/>
-    <w:lsdException w:name="Colorful Shading Accent 1" w:uiPriority="71"/>
-    <w:lsdException w:name="Colorful List Accent 1" w:uiPriority="72"/>
-    <w:lsdException w:name="Colorful Grid Accent 1" w:uiPriority="73"/>
-    <w:lsdException w:name="Light Shading Accent 2" w:uiPriority="60"/>
-    <w:lsdException w:name="Light List Accent 2" w:uiPriority="61"/>
-    <w:lsdException w:name="Light Grid Accent 2" w:uiPriority="62"/>
-    <w:lsdException w:name="Medium Shading 1 Accent 2" w:uiPriority="63"/>
-    <w:lsdException w:name="Medium Shading 2 Accent 2" w:uiPriority="64"/>
-    <w:lsdException w:name="Medium List 1 Accent 2" w:uiPriority="65"/>
-    <w:lsdException w:name="Medium List 2 Accent 2" w:uiPriority="66"/>
-    <w:lsdException w:name="Medium Grid 1 Accent 2" w:uiPriority="67"/>
-    <w:lsdException w:name="Medium Grid 2 Accent 2" w:uiPriority="68"/>
-    <w:lsdException w:name="Medium Grid 3 Accent 2" w:uiPriority="69"/>
-    <w:lsdException w:name="Dark List Accent 2" w:uiPriority="70"/>
-    <w:lsdException w:name="Colorful Shading Accent 2" w:uiPriority="71"/>
-    <w:lsdException w:name="Colorful List Accent 2" w:uiPriority="72"/>
-    <w:lsdException w:name="Colorful Grid Accent 2" w:uiPriority="73"/>
-    <w:lsdException w:name="Light Shading Accent 3" w:uiPriority="60"/>
-    <w:lsdException w:name="Light List Accent 3" w:uiPriority="61"/>
-    <w:lsdException w:name="Light Grid Accent 3" w:uiPriority="62"/>
-    <w:lsdException w:name="Medium Shading 1 Accent 3" w:uiPriority="63"/>
-    <w:lsdException w:name="Medium Shading 2 Accent 3" w:uiPriority="64"/>
-    <w:lsdException w:name="Medium List 1 Accent 3" w:uiPriority="65"/>
-    <w:lsdException w:name="Medium List 2 Accent 3" w:uiPriority="66"/>
-    <w:lsdException w:name="Medium Grid 1 Accent 3" w:uiPriority="67"/>
-    <w:lsdException w:name="Medium Grid 2 Accent 3" w:uiPriority="68"/>
-    <w:lsdException w:name="Medium Grid 3 Accent 3" w:uiPriority="69"/>
-    <w:lsdException w:name="Dark List Accent 3" w:uiPriority="70"/>
-    <w:lsdException w:name="Colorful Shading Accent 3" w:uiPriority="71"/>
-    <w:lsdException w:name="Colorful List Accent 3" w:uiPriority="72"/>
-    <w:lsdException w:name="Colorful Grid Accent 3" w:uiPriority="73"/>
-    <w:lsdException w:name="Light Shading Accent 4" w:uiPriority="60"/>
-    <w:lsdException w:name="Light List Accent 4" w:uiPriority="61"/>
-    <w:lsdException w:name="Light Grid Accent 4" w:uiPriority="62"/>
-    <w:lsdException w:name="Medium Shading 1 Accent 4" w:uiPriority="63"/>
-    <w:lsdException w:name="Medium Shading 2 Accent 4" w:uiPriority="64"/>
-    <w:lsdException w:name="Medium List 1 Accent 4" w:uiPriority="65"/>
-    <w:lsdException w:name="Medium List 2 Accent 4" w:uiPriority="66"/>
-    <w:lsdException w:name="Medium Grid 1 Accent 4" w:uiPriority="67"/>
-    <w:lsdException w:name="Medium Grid 2 Accent 4" w:uiPriority="68"/>
-    <w:lsdException w:name="Medium Grid 3 Accent 4" w:uiPriority="69"/>
-    <w:lsdException w:name="Dark List Accent 4" w:uiPriority="70"/>
-    <w:lsdException w:name="Colorful Shading Accent 4" w:uiPriority="71"/>
-    <w:lsdException w:name="Colorful List Accent 4" w:uiPriority="72"/>
-    <w:lsdException w:name="Colorful Grid Accent 4" w:uiPriority="73"/>
-    <w:lsdException w:name="Light Shading Accent 5" w:uiPriority="60"/>
-    <w:lsdException w:name="Light List Accent 5" w:uiPriority="61"/>
-    <w:lsdException w:name="Light Grid Accent 5" w:uiPriority="62"/>
-    <w:lsdException w:name="Medium Shading 1 Accent 5" w:uiPriority="63"/>
-    <w:lsdException w:name="Medium Shading 2 Accent 5" w:uiPriority="64"/>
-    <w:lsdException w:name="Medium List 1 Accent 5" w:uiPriority="65"/>
-    <w:lsdException w:name="Medium List 2 Accent 5" w:uiPriority="66"/>
-    <w:lsdException w:name="Medium Grid 1 Accent 5" w:uiPriority="67"/>
-    <w:lsdException w:name="Medium Grid 2 Accent 5" w:uiPriority="68"/>
-    <w:lsdException w:name="Medium Grid 3 Accent 5" w:uiPriority="69"/>
-    <w:lsdException w:name="Dark List Accent 5" w:uiPriority="70"/>
-    <w:lsdException w:name="Colorful Shading Accent 5" w:uiPriority="71"/>
-    <w:lsdException w:name="Colorful List Accent 5" w:uiPriority="72"/>
-    <w:lsdException w:name="Colorful Grid Accent 5" w:uiPriority="73"/>
-    <w:lsdException w:name="Light Shading Accent 6" w:uiPriority="60"/>
-    <w:lsdException w:name="Light List Accent 6" w:uiPriority="61"/>
-    <w:lsdException w:name="Light Grid Accent 6" w:uiPriority="62"/>
-    <w:lsdException w:name="Medium Shading 1 Accent 6" w:uiPriority="63"/>
-    <w:lsdException w:name="Medium Shading 2 Accent 6" w:uiPriority="64"/>
-    <w:lsdException w:name="Medium List 1 Accent 6" w:uiPriority="65"/>
-    <w:lsdException w:name="Medium List 2 Accent 6" w:uiPriority="66"/>
-    <w:lsdException w:name="Medium Grid 1 Accent 6" w:uiPriority="67"/>
-    <w:lsdException w:name="Medium Grid 2 Accent 6" w:uiPriority="68"/>
-    <w:lsdException w:name="Medium Grid 3 Accent 6" w:uiPriority="69"/>
-    <w:lsdException w:name="Dark List Accent 6" w:uiPriority="70"/>
-    <w:lsdException w:name="Colorful Shading Accent 6" w:uiPriority="71"/>
-    <w:lsdException w:name="Colorful List Accent 6" w:uiPriority="72"/>
-    <w:lsdException w:name="Colorful Grid Accent 6" w:uiPriority="73"/>
-    <w:lsdException w:name="Subtle Emphasis" w:uiPriority="19" w:qFormat="1"/>
-    <w:lsdException w:name="Intense Emphasis" w:uiPriority="21" w:qFormat="1"/>
-    <w:lsdException w:name="Subtle Reference" w:uiPriority="31" w:qFormat="1"/>
-    <w:lsdException w:name="Intense Reference" w:uiPriority="32" w:qFormat="1"/>
-    <w:lsdException w:name="Book Title" w:uiPriority="33" w:qFormat="1"/>
-    <w:lsdException w:name="Bibliography" w:semiHidden="1" w:uiPriority="37" w:unhideWhenUsed="1"/>
-    <w:lsdException w:name="TOC Heading" w:semiHidden="1" w:uiPriority="39" w:unhideWhenUsed="1" w:qFormat="1"/>
-    <w:lsdException w:name="Plain Table 1" w:uiPriority="41"/>
-    <w:lsdException w:name="Plain Table 2" w:uiPriority="42"/>
-    <w:lsdException w:name="Plain Table 3" w:uiPriority="43"/>
-    <w:lsdException w:name="Plain Table 4" w:uiPriority="44"/>
-    <w:lsdException w:name="Plain Table 5" w:uiPriority="45"/>
-    <w:lsdException w:name="Grid Table Light" w:uiPriority="40"/>
-    <w:lsdException w:name="Grid Table 1 Light" w:uiPriority="46"/>
-    <w:lsdException w:name="Grid Table 2" w:uiPriority="47"/>
-    <w:lsdException w:name="Grid Table 3" w:uiPriority="48"/>
-    <w:lsdException w:name="Grid Table 4" w:uiPriority="49"/>
-    <w:lsdException w:name="Grid Table 5 Dark" w:uiPriority="50"/>
-    <w:lsdException w:name="Grid Table 6 Colorful" w:uiPriority="51"/>
-    <w:lsdException w:name="Grid Table 7 Colorful" w:uiPriority="52"/>
-    <w:lsdException w:name="Grid Table 1 Light Accent 1" w:uiPriority="46"/>
-    <w:lsdException w:name="Grid Table 2 Accent 1" w:uiPriority="47"/>
-    <w:lsdException w:name="Grid Table 3 Accent 1" w:uiPriority="48"/>
-    <w:lsdException w:name="Grid Table 4 Accent 1" w:uiPriority="49"/>
-    <w:lsdException w:name="Grid Table 5 Dark Accent 1" w:uiPriority="50"/>
-    <w:lsdException w:name="Grid Table 6 Colorful Accent 1" w:uiPriority="51"/>
-    <w:lsdException w:name="Grid Table 7 Colorful Accent 1" w:uiPriority="52"/>
-    <w:lsdException w:name="Grid Table 1 Light Accent 2" w:uiPriority="46"/>
-    <w:lsdException w:name="Grid Table 2 Accent 2" w:uiPriority="47"/>
-    <w:lsdException w:name="Grid Table 3 Accent 2" w:uiPriority="48"/>
-    <w:lsdException w:name="Grid Table 4 Accent 2" w:uiPriority="49"/>
-    <w:lsdException w:name="Grid Table 5 Dark Accent 2" w:uiPriority="50"/>
-    <w:lsdException w:name="Grid Table 6 Colorful Accent 2" w:uiPriority="51"/>
-    <w:lsdException w:name="Grid Table 7 Colorful Accent 2" w:uiPriority="52"/>
-    <w:lsdException w:name="Grid Table 1 Light Accent 3" w:uiPriority="46"/>
-    <w:lsdException w:name="Grid Table 2 Accent 3" w:uiPriority="47"/>
-    <w:lsdException w:name="Grid Table 3 Accent 3" w:uiPriority="48"/>
-    <w:lsdException w:name="Grid Table 4 Accent 3" w:uiPriority="49"/>
-    <w:lsdException w:name="Grid Table 5 Dark Accent 3" w:uiPriority="50"/>
-    <w:lsdException w:name="Grid Table 6 Colorful Accent 3" w:uiPriority="51"/>
-    <w:lsdException w:name="Grid Table 7 Colorful Accent 3" w:uiPriority="52"/>
-    <w:lsdException w:name="Grid Table 1 Light Accent 4" w:uiPriority="46"/>
-    <w:lsdException w:name="Grid Table 2 Accent 4" w:uiPriority="47"/>
-    <w:lsdException w:name="Grid Table 3 Accent 4" w:uiPriority="48"/>
-    <w:lsdException w:name="Grid Table 4 Accent 4" w:uiPriority="49"/>
-    <w:lsdException w:name="Grid Table 5 Dark Accent 4" w:uiPriority="50"/>
-    <w:lsdException w:name="Grid Table 6 Colorful Accent 4" w:uiPriority="51"/>
-    <w:lsdException w:name="Grid Table 7 Colorful Accent 4" w:uiPriority="52"/>
-    <w:lsdException w:name="Grid Table 1 Light Accent 5" w:uiPriority="46"/>
-    <w:lsdException w:name="Grid Table 2 Accent 5" w:uiPriority="47"/>
-    <w:lsdException w:name="Grid Table 3 Accent 5" w:uiPriority="48"/>
-    <w:lsdException w:name="Grid Table 4 Accent 5" w:uiPriority="49"/>
-    <w:lsdException w:name="Grid Table 5 Dark Accent 5" w:uiPriority="50"/>
-    <w:lsdException w:name="Grid Table 6 Colorful Accent 5" w:uiPriority="51"/>
-    <w:lsdException w:name="Grid Table 7 Colorful Accent 5" w:uiPriority="52"/>
-    <w:lsdException w:name="Grid Table 1 Light Accent 6" w:uiPriority="46"/>
-    <w:lsdException w:name="Grid Table 2 Accent 6" w:uiPriority="47"/>
-    <w:lsdException w:name="Grid Table 3 Accent 6" w:uiPriority="48"/>
-    <w:lsdException w:name="Grid Table 4 Accent 6" w:uiPriority="49"/>
-    <w:lsdException w:name="Grid Table 5 Dark Accent 6" w:uiPriority="50"/>
-    <w:lsdException w:name="Grid Table 6 Colorful Accent 6" w:uiPriority="51"/>
-    <w:lsdException w:name="Grid Table 7 Colorful Accent 6" w:uiPriority="52"/>
-    <w:lsdException w:name="List Table 1 Light" w:uiPriority="46"/>
-    <w:lsdException w:name="List Table 2" w:uiPriority="47"/>
-    <w:lsdException w:name="List Table 3" w:uiPriority="48"/>
-    <w:lsdException w:name="List Table 4" w:uiPriority="49"/>
-    <w:lsdException w:name="List Table 5 Dark" w:uiPriority="50"/>
-    <w:lsdException w:name="List Table 6 Colorful" w:uiPriority="51"/>
-    <w:lsdException w:name="List Table 7 Colorful" w:uiPriority="52"/>
-    <w:lsdException w:name="List Table 1 Light Accent 1" w:uiPriority="46"/>
-    <w:lsdException w:name="List Table 2 Accent 1" w:uiPriority="47"/>
-    <w:lsdException w:name="List Table 3 Accent 1" w:uiPriority="48"/>
-    <w:lsdException w:name="List Table 4 Accent 1" w:uiPriority="49"/>
-    <w:lsdException w:name="List Table 5 Dark Accent 1" w:uiPriority="50"/>
-    <w:lsdException w:name="List Table 6 Colorful Accent 1" w:uiPriority="51"/>
-    <w:lsdException w:name="List Table 7 Colorful Accent 1" w:uiPriority="52"/>
-    <w:lsdException w:name="List Table 1 Light Accent 2" w:uiPriority="46"/>
-    <w:lsdException w:name="List Table 2 Accent 2" w:uiPriority="47"/>
-    <w:lsdException w:name="List Table 3 Accent 2" w:uiPriority="48"/>
-    <w:lsdException w:name="List Table 4 Accent 2" w:uiPriority="49"/>
-    <w:lsdException w:name="List Table 5 Dark Accent 2" w:uiPriority="50"/>
-    <w:lsdException w:name="List Table 6 Colorful Accent 2" w:uiPriority="51"/>
-    <w:lsdException w:name="List Table 7 Colorful Accent 2" w:uiPriority="52"/>
-    <w:lsdException w:name="List Table 1 Light Accent 3" w:uiPriority="46"/>
-    <w:lsdException w:name="List Table 2 Accent 3" w:uiPriority="47"/>
-    <w:lsdException w:name="List Table 3 Accent 3" w:uiPriority="48"/>
-    <w:lsdException w:name="List Table 4 Accent 3" w:uiPriority="49"/>
-    <w:lsdException w:name="List Table 5 Dark Accent 3" w:uiPriority="50"/>
-    <w:lsdException w:name="List Table 6 Colorful Accent 3" w:uiPriority="51"/>
-    <w:lsdException w:name="List Table 7 Colorful Accent 3" w:uiPriority="52"/>
-    <w:lsdException w:name="List Table 1 Light Accent 4" w:uiPriority="46"/>
-    <w:lsdException w:name="List Table 2 Accent 4" w:uiPriority="47"/>
-    <w:lsdException w:name="List Table 3 Accent 4" w:uiPriority="48"/>
-    <w:lsdException w:name="List Table 4 Accent 4" w:uiPriority="49"/>
-    <w:lsdException w:name="List Table 5 Dark Accent 4" w:uiPriority="50"/>
-    <w:lsdException w:name="List Table 6 Colorful Accent 4" w:uiPriority="51"/>
-    <w:lsdException w:name="List Table 7 Colorful Accent 4" w:uiPriority="52"/>
-    <w:lsdException w:name="List Table 1 Light Accent 5" w:uiPriority="46"/>
-    <w:lsdException w:name="List Table 2 Accent 5" w:uiPriority="47"/>
-    <w:lsdException w:name="List Table 3 Accent 5" w:uiPriority="48"/>
-    <w:lsdException w:name="List Table 4 Accent 5" w:uiPriority="49"/>
-    <w:lsdException w:name="List Table 5 Dark Accent 5" w:uiPriority="50"/>
-    <w:lsdException w:name="List Table 6 Colorful Accent 5" w:uiPriority="51"/>
-    <w:lsdException w:name="List Table 7 Colorful Accent 5" w:uiPriority="52"/>
-    <w:lsdException w:name="List Table 1 Light Accent 6" w:uiPriority="46"/>
-    <w:lsdException w:name="List Table 2 Accent 6" w:uiPriority="47"/>
-    <w:lsdException w:name="List Table 3 Accent 6" w:uiPriority="48"/>
-    <w:lsdException w:name="List Table 4 Accent 6" w:uiPriority="49"/>
-    <w:lsdException w:name="List Table 5 Dark Accent 6" w:uiPriority="50"/>
-    <w:lsdException w:name="List Table 6 Colorful Accent 6" w:uiPriority="51"/>
-    <w:lsdException w:name="List Table 7 Colorful Accent 6" w:uiPriority="52"/>
-  </w:latentStyles>
-  <w:style w:type="paragraph" w:default="1" w:styleId="a">
+  <w:style w:type="paragraph" w:styleId="P0" w:default="1">
     <w:name w:val="Normal"/>
     <w:qFormat/>
+    <w:pPr/>
+    <w:rPr/>
   </w:style>
-  <w:style w:type="character" w:default="1" w:styleId="a0">
+  <w:style w:type="paragraph" w:styleId="P1">
+    <w:name w:val="Normal (Web)"/>
+    <w:basedOn w:val="P0"/>
+    <w:semiHidden/>
+    <w:pPr/>
+    <w:rPr>
+      <w:rFonts w:ascii="Times New Roman" w:hAnsi="Times New Roman"/>
+      <w:sz w:val="24"/>
+    </w:rPr>
+  </w:style>
+  <w:style w:type="character" w:styleId="C0" w:default="1">
     <w:name w:val="Default Paragraph Font"/>
-    <w:uiPriority w:val="1"/>
-    <w:unhideWhenUsed/>
+    <w:rPr/>
   </w:style>
-  <w:style w:type="table" w:default="1" w:styleId="a1">
+  <w:style w:type="character" w:styleId="C1">
+    <w:name w:val="Line Number"/>
+    <w:basedOn w:val="C0"/>
+    <w:semiHidden/>
+    <w:rPr/>
+  </w:style>
+  <w:style w:type="character" w:styleId="C2">
+    <w:name w:val="Hyperlink"/>
+    <w:rPr>
+      <w:color w:val="0000FF"/>
+      <w:u w:val="single"/>
+    </w:rPr>
+  </w:style>
+  <w:style w:type="table" w:styleId="T0" w:default="1">
     <w:name w:val="Normal Table"/>
-    <w:uiPriority w:val="99"/>
     <w:semiHidden/>
-    <w:unhideWhenUsed/>
     <w:tblPr>
       <w:tblInd w:w="0" w:type="dxa"/>
       <w:tblCellMar>
@@ -2635,286 +1813,33 @@
         <w:right w:w="108" w:type="dxa"/>
       </w:tblCellMar>
     </w:tblPr>
+    <w:trPr/>
+    <w:tcPr/>
   </w:style>
-  <w:style w:type="numbering" w:default="1" w:styleId="a2">
+  <w:style w:type="table" w:styleId="T1">
+    <w:name w:val="Table Simple 1"/>
+    <w:basedOn w:val="T0"/>
+    <w:tblPr>
+      <w:tblBorders>
+        <w:top w:val="single" w:sz="4" w:space="0" w:shadow="0" w:frame="0" w:color="000000"/>
+        <w:left w:val="single" w:sz="4" w:space="0" w:shadow="0" w:frame="0" w:color="000000"/>
+        <w:bottom w:val="single" w:sz="4" w:space="0" w:shadow="0" w:frame="0" w:color="000000"/>
+        <w:right w:val="single" w:sz="4" w:space="0" w:shadow="0" w:frame="0" w:color="000000"/>
+        <w:insideH w:val="single" w:sz="4" w:space="0" w:shadow="0" w:frame="0" w:color="000000"/>
+        <w:insideV w:val="single" w:sz="4" w:space="0" w:shadow="0" w:frame="0" w:color="000000"/>
+      </w:tblBorders>
+      <w:tblCellMar>
+        <w:top w:w="0" w:type="dxa"/>
+        <w:left w:w="108" w:type="dxa"/>
+        <w:bottom w:w="0" w:type="dxa"/>
+        <w:right w:w="108" w:type="dxa"/>
+      </w:tblCellMar>
+    </w:tblPr>
+    <w:trPr/>
+    <w:tcPr/>
+  </w:style>
+  <w:style w:type="numbering" w:styleId="N0">
     <w:name w:val="No List"/>
-    <w:uiPriority w:val="99"/>
-    <w:semiHidden/>
-    <w:unhideWhenUsed/>
-  </w:style>
-  <w:style w:type="paragraph" w:styleId="a3">
-    <w:name w:val="Normal (Web)"/>
-    <w:basedOn w:val="a"/>
-    <w:uiPriority w:val="99"/>
-    <w:semiHidden/>
-    <w:unhideWhenUsed/>
-    <w:rsid w:val="00AC6928"/>
-    <w:rPr>
-      <w:rFonts w:ascii="Times New Roman" w:hAnsi="Times New Roman" w:cs="Times New Roman"/>
-      <w:sz w:val="24"/>
-      <w:szCs w:val="24"/>
-    </w:rPr>
   </w:style>
 </w:styles>
-</file>
-
-<file path=word/theme/theme1.xml><?xml version="1.0" encoding="utf-8"?>
-<a:theme xmlns:a="http://schemas.openxmlformats.org/drawingml/2006/main" name="Тема Office">
-  <a:themeElements>
-    <a:clrScheme name="Стандартная">
-      <a:dk1>
-        <a:sysClr val="windowText" lastClr="000000"/>
-      </a:dk1>
-      <a:lt1>
-        <a:sysClr val="window" lastClr="FFFFFF"/>
-      </a:lt1>
-      <a:dk2>
-        <a:srgbClr val="44546A"/>
-      </a:dk2>
-      <a:lt2>
-        <a:srgbClr val="E7E6E6"/>
-      </a:lt2>
-      <a:accent1>
-        <a:srgbClr val="5B9BD5"/>
-      </a:accent1>
-      <a:accent2>
-        <a:srgbClr val="ED7D31"/>
-      </a:accent2>
-      <a:accent3>
-        <a:srgbClr val="A5A5A5"/>
-      </a:accent3>
-      <a:accent4>
-        <a:srgbClr val="FFC000"/>
-      </a:accent4>
-      <a:accent5>
-        <a:srgbClr val="4472C4"/>
-      </a:accent5>
-      <a:accent6>
-        <a:srgbClr val="70AD47"/>
-      </a:accent6>
-      <a:hlink>
-        <a:srgbClr val="0563C1"/>
-      </a:hlink>
-      <a:folHlink>
-        <a:srgbClr val="954F72"/>
-      </a:folHlink>
-    </a:clrScheme>
-    <a:fontScheme name="Стандартная">
-      <a:majorFont>
-        <a:latin typeface="Calibri Light" panose="020F0302020204030204"/>
-        <a:ea typeface=""/>
-        <a:cs typeface=""/>
-        <a:font script="Jpan" typeface="游ゴシック Light"/>
-        <a:font script="Hang" typeface="맑은 고딕"/>
-        <a:font script="Hans" typeface="等线 Light"/>
-        <a:font script="Hant" typeface="新細明體"/>
-        <a:font script="Arab" typeface="Times New Roman"/>
-        <a:font script="Hebr" typeface="Times New Roman"/>
-        <a:font script="Thai" typeface="Angsana New"/>
-        <a:font script="Ethi" typeface="Nyala"/>
-        <a:font script="Beng" typeface="Vrinda"/>
-        <a:font script="Gujr" typeface="Shruti"/>
-        <a:font script="Khmr" typeface="MoolBoran"/>
-        <a:font script="Knda" typeface="Tunga"/>
-        <a:font script="Guru" typeface="Raavi"/>
-        <a:font script="Cans" typeface="Euphemia"/>
-        <a:font script="Cher" typeface="Plantagenet Cherokee"/>
-        <a:font script="Yiii" typeface="Microsoft Yi Baiti"/>
-        <a:font script="Tibt" typeface="Microsoft Himalaya"/>
-        <a:font script="Thaa" typeface="MV Boli"/>
-        <a:font script="Deva" typeface="Mangal"/>
-        <a:font script="Telu" typeface="Gautami"/>
-        <a:font script="Taml" typeface="Latha"/>
-        <a:font script="Syrc" typeface="Estrangelo Edessa"/>
-        <a:font script="Orya" typeface="Kalinga"/>
-        <a:font script="Mlym" typeface="Kartika"/>
-        <a:font script="Laoo" typeface="DokChampa"/>
-        <a:font script="Sinh" typeface="Iskoola Pota"/>
-        <a:font script="Mong" typeface="Mongolian Baiti"/>
-        <a:font script="Viet" typeface="Times New Roman"/>
-        <a:font script="Uigh" typeface="Microsoft Uighur"/>
-        <a:font script="Geor" typeface="Sylfaen"/>
-      </a:majorFont>
-      <a:minorFont>
-        <a:latin typeface="Calibri" panose="020F0502020204030204"/>
-        <a:ea typeface=""/>
-        <a:cs typeface=""/>
-        <a:font script="Jpan" typeface="游明朝"/>
-        <a:font script="Hang" typeface="맑은 고딕"/>
-        <a:font script="Hans" typeface="等线"/>
-        <a:font script="Hant" typeface="新細明體"/>
-        <a:font script="Arab" typeface="Arial"/>
-        <a:font script="Hebr" typeface="Arial"/>
-        <a:font script="Thai" typeface="Cordia New"/>
-        <a:font script="Ethi" typeface="Nyala"/>
-        <a:font script="Beng" typeface="Vrinda"/>
-        <a:font script="Gujr" typeface="Shruti"/>
-        <a:font script="Khmr" typeface="DaunPenh"/>
-        <a:font script="Knda" typeface="Tunga"/>
-        <a:font script="Guru" typeface="Raavi"/>
-        <a:font script="Cans" typeface="Euphemia"/>
-        <a:font script="Cher" typeface="Plantagenet Cherokee"/>
-        <a:font script="Yiii" typeface="Microsoft Yi Baiti"/>
-        <a:font script="Tibt" typeface="Microsoft Himalaya"/>
-        <a:font script="Thaa" typeface="MV Boli"/>
-        <a:font script="Deva" typeface="Mangal"/>
-        <a:font script="Telu" typeface="Gautami"/>
-        <a:font script="Taml" typeface="Latha"/>
-        <a:font script="Syrc" typeface="Estrangelo Edessa"/>
-        <a:font script="Orya" typeface="Kalinga"/>
-        <a:font script="Mlym" typeface="Kartika"/>
-        <a:font script="Laoo" typeface="DokChampa"/>
-        <a:font script="Sinh" typeface="Iskoola Pota"/>
-        <a:font script="Mong" typeface="Mongolian Baiti"/>
-        <a:font script="Viet" typeface="Arial"/>
-        <a:font script="Uigh" typeface="Microsoft Uighur"/>
-        <a:font script="Geor" typeface="Sylfaen"/>
-      </a:minorFont>
-    </a:fontScheme>
-    <a:fmtScheme name="Стандартная">
-      <a:fillStyleLst>
-        <a:solidFill>
-          <a:schemeClr val="phClr"/>
-        </a:solidFill>
-        <a:gradFill rotWithShape="1">
-          <a:gsLst>
-            <a:gs pos="0">
-              <a:schemeClr val="phClr">
-                <a:lumMod val="110000"/>
-                <a:satMod val="105000"/>
-                <a:tint val="67000"/>
-              </a:schemeClr>
-            </a:gs>
-            <a:gs pos="50000">
-              <a:schemeClr val="phClr">
-                <a:lumMod val="105000"/>
-                <a:satMod val="103000"/>
-                <a:tint val="73000"/>
-              </a:schemeClr>
-            </a:gs>
-            <a:gs pos="100000">
-              <a:schemeClr val="phClr">
-                <a:lumMod val="105000"/>
-                <a:satMod val="109000"/>
-                <a:tint val="81000"/>
-              </a:schemeClr>
-            </a:gs>
-          </a:gsLst>
-          <a:lin ang="5400000" scaled="0"/>
-        </a:gradFill>
-        <a:gradFill rotWithShape="1">
-          <a:gsLst>
-            <a:gs pos="0">
-              <a:schemeClr val="phClr">
-                <a:satMod val="103000"/>
-                <a:lumMod val="102000"/>
-                <a:tint val="94000"/>
-              </a:schemeClr>
-            </a:gs>
-            <a:gs pos="50000">
-              <a:schemeClr val="phClr">
-                <a:satMod val="110000"/>
-                <a:lumMod val="100000"/>
-                <a:shade val="100000"/>
-              </a:schemeClr>
-            </a:gs>
-            <a:gs pos="100000">
-              <a:schemeClr val="phClr">
-                <a:lumMod val="99000"/>
-                <a:satMod val="120000"/>
-                <a:shade val="78000"/>
-              </a:schemeClr>
-            </a:gs>
-          </a:gsLst>
-          <a:lin ang="5400000" scaled="0"/>
-        </a:gradFill>
-      </a:fillStyleLst>
-      <a:lnStyleLst>
-        <a:ln w="6350" cap="flat" cmpd="sng" algn="ctr">
-          <a:solidFill>
-            <a:schemeClr val="phClr"/>
-          </a:solidFill>
-          <a:prstDash val="solid"/>
-          <a:miter lim="800000"/>
-        </a:ln>
-        <a:ln w="12700" cap="flat" cmpd="sng" algn="ctr">
-          <a:solidFill>
-            <a:schemeClr val="phClr"/>
-          </a:solidFill>
-          <a:prstDash val="solid"/>
-          <a:miter lim="800000"/>
-        </a:ln>
-        <a:ln w="19050" cap="flat" cmpd="sng" algn="ctr">
-          <a:solidFill>
-            <a:schemeClr val="phClr"/>
-          </a:solidFill>
-          <a:prstDash val="solid"/>
-          <a:miter lim="800000"/>
-        </a:ln>
-      </a:lnStyleLst>
-      <a:effectStyleLst>
-        <a:effectStyle>
-          <a:effectLst/>
-        </a:effectStyle>
-        <a:effectStyle>
-          <a:effectLst/>
-        </a:effectStyle>
-        <a:effectStyle>
-          <a:effectLst>
-            <a:outerShdw blurRad="57150" dist="19050" dir="5400000" algn="ctr" rotWithShape="0">
-              <a:srgbClr val="000000">
-                <a:alpha val="63000"/>
-              </a:srgbClr>
-            </a:outerShdw>
-          </a:effectLst>
-        </a:effectStyle>
-      </a:effectStyleLst>
-      <a:bgFillStyleLst>
-        <a:solidFill>
-          <a:schemeClr val="phClr"/>
-        </a:solidFill>
-        <a:solidFill>
-          <a:schemeClr val="phClr">
-            <a:tint val="95000"/>
-            <a:satMod val="170000"/>
-          </a:schemeClr>
-        </a:solidFill>
-        <a:gradFill rotWithShape="1">
-          <a:gsLst>
-            <a:gs pos="0">
-              <a:schemeClr val="phClr">
-                <a:tint val="93000"/>
-                <a:satMod val="150000"/>
-                <a:shade val="98000"/>
-                <a:lumMod val="102000"/>
-              </a:schemeClr>
-            </a:gs>
-            <a:gs pos="50000">
-              <a:schemeClr val="phClr">
-                <a:tint val="98000"/>
-                <a:satMod val="130000"/>
-                <a:shade val="90000"/>
-                <a:lumMod val="103000"/>
-              </a:schemeClr>
-            </a:gs>
-            <a:gs pos="100000">
-              <a:schemeClr val="phClr">
-                <a:shade val="63000"/>
-                <a:satMod val="120000"/>
-              </a:schemeClr>
-            </a:gs>
-          </a:gsLst>
-          <a:lin ang="5400000" scaled="0"/>
-        </a:gradFill>
-      </a:bgFillStyleLst>
-    </a:fmtScheme>
-  </a:themeElements>
-  <a:objectDefaults/>
-  <a:extraClrSchemeLst/>
-  <a:extLst>
-    <a:ext uri="{05A4C25C-085E-4340-85A3-A5531E510DB2}">
-      <thm15:themeFamily xmlns:thm15="http://schemas.microsoft.com/office/thememl/2012/main" name="Office Theme" id="{62F939B6-93AF-4DB8-9C6B-D6C7DFDC589F}" vid="{4A3C46E8-61CC-4603-A589-7422A47A8E4A}"/>
-    </a:ext>
-  </a:extLst>
-</a:theme>
 </file>